--- a/Alexander Mfoniso cv.docx
+++ b/Alexander Mfoniso cv.docx
@@ -18,27 +18,71 @@
       </w:r>
     </w:p>
     <w:p>
-      <w:r>
-        <w:rPr>
-          <w:b/>
-          <w:bCs/>
-        </w:rPr>
-        <w:t>Frontend Developer</w:t>
-      </w:r>
-      <w:r>
-        <w:br/>
-        <w:t xml:space="preserve"> 09113562352 | alexandermfoniso18@gmail.com | alex-mfioniso.github.io/</w:t>
-      </w:r>
-      <w:proofErr w:type="spellStart"/>
-      <w:r>
-        <w:t>alexcv</w:t>
-      </w:r>
-      <w:proofErr w:type="spellEnd"/>
-    </w:p>
-    <w:p>
-      <w:r>
-        <w:pict w14:anchorId="17D30DF0">
-          <v:rect id="_x0000_i1055" style="width:0;height:1.5pt" o:hralign="center" o:hrstd="t" o:hr="t" fillcolor="#a0a0a0" stroked="f"/>
+      <w:pPr>
+        <w:rPr>
+          <w:b/>
+          <w:bCs/>
+        </w:rPr>
+      </w:pPr>
+      <w:r>
+        <w:rPr>
+          <w:b/>
+          <w:bCs/>
+        </w:rPr>
+        <w:t xml:space="preserve">Frontend Engineer 09113562352 | </w:t>
+      </w:r>
+      <w:hyperlink r:id="rId5" w:tgtFrame="_blank" w:history="1">
+        <w:r>
+          <w:rPr>
+            <w:rStyle w:val="Hyperlink"/>
+            <w:b/>
+            <w:bCs/>
+          </w:rPr>
+          <w:t>alexandermfoniso18@gmail.com</w:t>
+        </w:r>
+      </w:hyperlink>
+      <w:r>
+        <w:rPr>
+          <w:b/>
+          <w:bCs/>
+        </w:rPr>
+        <w:t xml:space="preserve"> | </w:t>
+      </w:r>
+      <w:hyperlink r:id="rId6" w:tgtFrame="_blank" w:history="1">
+        <w:r>
+          <w:rPr>
+            <w:rStyle w:val="Hyperlink"/>
+            <w:b/>
+            <w:bCs/>
+          </w:rPr>
+          <w:t>alex-mfioniso.github.io/</w:t>
+        </w:r>
+        <w:proofErr w:type="spellStart"/>
+        <w:r>
+          <w:rPr>
+            <w:rStyle w:val="Hyperlink"/>
+            <w:b/>
+            <w:bCs/>
+          </w:rPr>
+          <w:t>alexcv</w:t>
+        </w:r>
+        <w:proofErr w:type="spellEnd"/>
+      </w:hyperlink>
+    </w:p>
+    <w:p>
+      <w:pPr>
+        <w:rPr>
+          <w:b/>
+          <w:bCs/>
+        </w:rPr>
+      </w:pPr>
+      <w:r>
+        <w:rPr>
+          <w:b/>
+          <w:bCs/>
+        </w:rPr>
+        <w:pict w14:anchorId="6002E242">
+          <v:rect id="_x0000_i1074" style="width:468pt;height:1.5pt" o:hralign="center" o:hrstd="t" o:hr="t" fillcolor="#a0a0a0" stroked="f"/>
         </w:pict>
       </w:r>
     </w:p>
@@ -58,14 +102,34 @@
       </w:r>
     </w:p>
     <w:p>
-      <w:r>
-        <w:t>Analytical and detail-driven frontend developer skilled in React, modern UI frameworks, and full-stack workflows. Known for building fast, user-focused web applications and solving complex problems with clean, scalable code. Strong ownership mindset, rapid learner, and consistently delivers high-quality digital solutions.</w:t>
-      </w:r>
-    </w:p>
-    <w:p>
-      <w:r>
-        <w:pict w14:anchorId="16CA6E75">
-          <v:rect id="_x0000_i1056" style="width:0;height:1.5pt" o:hralign="center" o:hrstd="t" o:hr="t" fillcolor="#a0a0a0" stroked="f"/>
+      <w:pPr>
+        <w:rPr>
+          <w:b/>
+          <w:bCs/>
+        </w:rPr>
+      </w:pPr>
+      <w:r>
+        <w:rPr>
+          <w:b/>
+          <w:bCs/>
+        </w:rPr>
+        <w:t>Analytical and detail-driven Frontend Engineer at E-byte Africa, skilled in React, modern UI frameworks, and full-stack workflows. Known for building fast, user-focused web applications and solving complex problems with clean, scalable code. Strong ownership mindset, rapid learner, and consistently delivers high-quality digital solutions.</w:t>
+      </w:r>
+    </w:p>
+    <w:p>
+      <w:pPr>
+        <w:rPr>
+          <w:b/>
+          <w:bCs/>
+        </w:rPr>
+      </w:pPr>
+      <w:r>
+        <w:rPr>
+          <w:b/>
+          <w:bCs/>
+        </w:rPr>
+        <w:pict w14:anchorId="69AEF69C">
+          <v:rect id="_x0000_i1075" style="width:468pt;height:1.5pt" o:hralign="center" o:hrstd="t" o:hr="t" fillcolor="#a0a0a0" stroked="f"/>
         </w:pict>
       </w:r>
     </w:p>
@@ -81,54 +145,6 @@
           <w:b/>
           <w:bCs/>
         </w:rPr>
-        <w:t>EDUCATION</w:t>
-      </w:r>
-    </w:p>
-    <w:p>
-      <w:r>
-        <w:rPr>
-          <w:b/>
-          <w:bCs/>
-        </w:rPr>
-        <w:t>FSLC</w:t>
-      </w:r>
-      <w:r>
-        <w:br/>
-        <w:t>The Legend College — 2017–2022</w:t>
-      </w:r>
-    </w:p>
-    <w:p>
-      <w:r>
-        <w:rPr>
-          <w:b/>
-          <w:bCs/>
-        </w:rPr>
-        <w:t>Diploma in Software Engineering</w:t>
-      </w:r>
-      <w:r>
-        <w:br/>
-        <w:t>NIIT — 2023–2025</w:t>
-      </w:r>
-    </w:p>
-    <w:p>
-      <w:r>
-        <w:pict w14:anchorId="6EFC2FCE">
-          <v:rect id="_x0000_i1057" style="width:0;height:1.5pt" o:hralign="center" o:hrstd="t" o:hr="t" fillcolor="#a0a0a0" stroked="f"/>
-        </w:pict>
-      </w:r>
-    </w:p>
-    <w:p>
-      <w:pPr>
-        <w:rPr>
-          <w:b/>
-          <w:bCs/>
-        </w:rPr>
-      </w:pPr>
-      <w:r>
-        <w:rPr>
-          <w:b/>
-          <w:bCs/>
-        </w:rPr>
         <w:t>EXPERIENCE</w:t>
       </w:r>
     </w:p>
@@ -144,184 +160,282 @@
           <w:b/>
           <w:bCs/>
         </w:rPr>
-        <w:t>Web &amp; App Development Projects</w:t>
+        <w:t xml:space="preserve">Frontend Engineer E-byte Africa — </w:t>
+      </w:r>
+      <w:r>
+        <w:rPr>
+          <w:b/>
+          <w:bCs/>
+          <w:i/>
+          <w:iCs/>
+        </w:rPr>
+        <w:t>Current</w:t>
       </w:r>
     </w:p>
     <w:p>
       <w:pPr>
         <w:numPr>
           <w:ilvl w:val="0"/>
-          <w:numId w:val="1"/>
+          <w:numId w:val="3"/>
         </w:numPr>
-      </w:pPr>
-      <w:r>
-        <w:t>Built and deployed a music management platform for a choir group using React, MongoDB, Tailwind, and Firebase — enabling admins to upload music/lyrics and members to search, view, and play tracks seamlessly.</w:t>
+        <w:rPr>
+          <w:b/>
+          <w:bCs/>
+        </w:rPr>
+      </w:pPr>
+      <w:r>
+        <w:rPr>
+          <w:b/>
+          <w:bCs/>
+        </w:rPr>
+        <w:t>Leading frontend development initiatives, focusing on scalable architecture and high-performance user interfaces.</w:t>
       </w:r>
     </w:p>
     <w:p>
       <w:pPr>
         <w:numPr>
           <w:ilvl w:val="0"/>
-          <w:numId w:val="1"/>
+          <w:numId w:val="3"/>
         </w:numPr>
-      </w:pPr>
-      <w:r>
-        <w:t xml:space="preserve">Developed advanced location-based functionality using </w:t>
-      </w:r>
-      <w:proofErr w:type="spellStart"/>
-      <w:r>
-        <w:t>Mapbox</w:t>
-      </w:r>
-      <w:proofErr w:type="spellEnd"/>
-      <w:r>
-        <w:t xml:space="preserve"> and geofencing, including precise tracking, restricted access control, and multi-screen state management.</w:t>
+        <w:rPr>
+          <w:b/>
+          <w:bCs/>
+        </w:rPr>
+      </w:pPr>
+      <w:r>
+        <w:rPr>
+          <w:b/>
+          <w:bCs/>
+        </w:rPr>
+        <w:t>Collaborating with cross-functional teams to deliver robust digital solutions.</w:t>
+      </w:r>
+    </w:p>
+    <w:p>
+      <w:pPr>
+        <w:rPr>
+          <w:b/>
+          <w:bCs/>
+        </w:rPr>
+      </w:pPr>
+      <w:r>
+        <w:rPr>
+          <w:b/>
+          <w:bCs/>
+        </w:rPr>
+        <w:t>Web &amp; App Development Projects</w:t>
       </w:r>
     </w:p>
     <w:p>
       <w:pPr>
         <w:numPr>
           <w:ilvl w:val="0"/>
-          <w:numId w:val="1"/>
+          <w:numId w:val="4"/>
         </w:numPr>
-      </w:pPr>
-      <w:r>
-        <w:t>Created the Surulere Day event website with animated sections, dynamic pages, responsive UI, and interactive components to boost engagement.</w:t>
+        <w:rPr>
+          <w:b/>
+          <w:bCs/>
+        </w:rPr>
+      </w:pPr>
+      <w:r>
+        <w:rPr>
+          <w:b/>
+          <w:bCs/>
+        </w:rPr>
+        <w:t>Music Management Platform: Built and deployed a platform for a choir group using React, MongoDB, Tailwind, and Firebase—enabling seamless track searching, viewing, and playback.</w:t>
       </w:r>
     </w:p>
     <w:p>
       <w:pPr>
         <w:numPr>
           <w:ilvl w:val="0"/>
-          <w:numId w:val="1"/>
+          <w:numId w:val="4"/>
         </w:numPr>
-      </w:pPr>
-      <w:r>
-        <w:t>Led the RAIDS project, delivering a scalable system with custom features designed to meet specific user workflows and high-performance requirements.</w:t>
-      </w:r>
-    </w:p>
-    <w:p>
-      <w:r>
-        <w:pict w14:anchorId="5BC2DF9B">
-          <v:rect id="_x0000_i1058" style="width:0;height:1.5pt" o:hralign="center" o:hrstd="t" o:hr="t" fillcolor="#a0a0a0" stroked="f"/>
-        </w:pict>
-      </w:r>
-    </w:p>
-    <w:p>
-      <w:pPr>
-        <w:rPr>
-          <w:b/>
-          <w:bCs/>
-        </w:rPr>
-      </w:pPr>
-      <w:r>
-        <w:rPr>
-          <w:b/>
-          <w:bCs/>
-        </w:rPr>
-        <w:t xml:space="preserve">React-Forge — </w:t>
-      </w:r>
-      <w:proofErr w:type="gramStart"/>
-      <w:r>
-        <w:rPr>
-          <w:b/>
-          <w:bCs/>
-        </w:rPr>
-        <w:t>Open Source</w:t>
-      </w:r>
-      <w:proofErr w:type="gramEnd"/>
-      <w:r>
-        <w:rPr>
-          <w:b/>
-          <w:bCs/>
-        </w:rPr>
-        <w:t xml:space="preserve"> Project Generator</w:t>
-      </w:r>
-    </w:p>
-    <w:p>
-      <w:r>
-        <w:rPr>
-          <w:b/>
-          <w:bCs/>
-        </w:rPr>
-        <w:t>Creator &amp; Maintainer</w:t>
+        <w:rPr>
+          <w:b/>
+          <w:bCs/>
+        </w:rPr>
+      </w:pPr>
+      <w:r>
+        <w:rPr>
+          <w:b/>
+          <w:bCs/>
+        </w:rPr>
+        <w:t xml:space="preserve">Location-Based Services: Developed advanced functionality using </w:t>
+      </w:r>
+      <w:proofErr w:type="spellStart"/>
+      <w:r>
+        <w:rPr>
+          <w:b/>
+          <w:bCs/>
+        </w:rPr>
+        <w:t>Mapbox</w:t>
+      </w:r>
+      <w:proofErr w:type="spellEnd"/>
+      <w:r>
+        <w:rPr>
+          <w:b/>
+          <w:bCs/>
+        </w:rPr>
+        <w:t xml:space="preserve"> and geofencing, including precise tracking, restricted access control, and multi-screen state management.</w:t>
       </w:r>
     </w:p>
     <w:p>
       <w:pPr>
         <w:numPr>
           <w:ilvl w:val="0"/>
-          <w:numId w:val="2"/>
+          <w:numId w:val="4"/>
         </w:numPr>
-      </w:pPr>
-      <w:r>
-        <w:lastRenderedPageBreak/>
-        <w:t>Built a CLI tool that instantly scaffolds a complete React + Tailwind project from a single command.</w:t>
+        <w:rPr>
+          <w:b/>
+          <w:bCs/>
+        </w:rPr>
+      </w:pPr>
+      <w:r>
+        <w:rPr>
+          <w:b/>
+          <w:bCs/>
+        </w:rPr>
+        <w:t>Surulere Day Event Website: Created a responsive site with animated sections and dynamic pages to boost user engagement.</w:t>
       </w:r>
     </w:p>
     <w:p>
       <w:pPr>
         <w:numPr>
           <w:ilvl w:val="0"/>
-          <w:numId w:val="2"/>
+          <w:numId w:val="4"/>
         </w:numPr>
-      </w:pPr>
-      <w:r>
-        <w:t>Automated Vite config, Tailwind setup, folder structure creation, and starter component generation — cutting project setup time by 10–15 minutes.</w:t>
+        <w:rPr>
+          <w:b/>
+          <w:bCs/>
+        </w:rPr>
+      </w:pPr>
+      <w:r>
+        <w:rPr>
+          <w:b/>
+          <w:bCs/>
+        </w:rPr>
+        <w:t>RAIDS Project: Led the delivery of a scalable system with custom features designed for high-performance requirements and specific user workflows.</w:t>
+      </w:r>
+    </w:p>
+    <w:p>
+      <w:pPr>
+        <w:rPr>
+          <w:b/>
+          <w:bCs/>
+        </w:rPr>
+      </w:pPr>
+      <w:r>
+        <w:rPr>
+          <w:b/>
+          <w:bCs/>
+        </w:rPr>
+        <w:t>React-Forge (</w:t>
+      </w:r>
+      <w:proofErr w:type="gramStart"/>
+      <w:r>
+        <w:rPr>
+          <w:b/>
+          <w:bCs/>
+        </w:rPr>
+        <w:t>Open Source</w:t>
+      </w:r>
+      <w:proofErr w:type="gramEnd"/>
+      <w:r>
+        <w:rPr>
+          <w:b/>
+          <w:bCs/>
+        </w:rPr>
+        <w:t xml:space="preserve"> Project Generator) Creator &amp; Maintainer</w:t>
       </w:r>
     </w:p>
     <w:p>
       <w:pPr>
         <w:numPr>
           <w:ilvl w:val="0"/>
-          <w:numId w:val="2"/>
+          <w:numId w:val="5"/>
         </w:numPr>
-      </w:pPr>
-      <w:r>
-        <w:t xml:space="preserve">Engineered Node.js file-system automation, template generation, argument parsing, and </w:t>
-      </w:r>
-      <w:proofErr w:type="spellStart"/>
-      <w:r>
-        <w:t>npm</w:t>
-      </w:r>
-      <w:proofErr w:type="spellEnd"/>
-      <w:r>
-        <w:t xml:space="preserve"> package publishing.</w:t>
+        <w:rPr>
+          <w:b/>
+          <w:bCs/>
+        </w:rPr>
+      </w:pPr>
+      <w:r>
+        <w:rPr>
+          <w:b/>
+          <w:bCs/>
+        </w:rPr>
+        <w:t>Built a CLI tool that instantly scaffolds a complete React + Tailwind project, cutting setup time by 10–15 minutes.</w:t>
       </w:r>
     </w:p>
     <w:p>
       <w:pPr>
         <w:numPr>
           <w:ilvl w:val="0"/>
-          <w:numId w:val="2"/>
+          <w:numId w:val="5"/>
         </w:numPr>
-      </w:pPr>
-      <w:r>
-        <w:t>Implemented a customizable homepage template generated dynamically based on user input.</w:t>
+        <w:rPr>
+          <w:b/>
+          <w:bCs/>
+        </w:rPr>
+      </w:pPr>
+      <w:r>
+        <w:rPr>
+          <w:b/>
+          <w:bCs/>
+        </w:rPr>
+        <w:t xml:space="preserve">Engineered Node.js file-system automation, template generation, and </w:t>
+      </w:r>
+      <w:proofErr w:type="spellStart"/>
+      <w:r>
+        <w:rPr>
+          <w:b/>
+          <w:bCs/>
+        </w:rPr>
+        <w:t>npm</w:t>
+      </w:r>
+      <w:proofErr w:type="spellEnd"/>
+      <w:r>
+        <w:rPr>
+          <w:b/>
+          <w:bCs/>
+        </w:rPr>
+        <w:t xml:space="preserve"> package publishing.</w:t>
       </w:r>
     </w:p>
     <w:p>
       <w:pPr>
         <w:numPr>
           <w:ilvl w:val="0"/>
-          <w:numId w:val="2"/>
+          <w:numId w:val="5"/>
         </w:numPr>
-      </w:pPr>
-      <w:r>
-        <w:t xml:space="preserve">Maintain active versions, documentation, debugging, and updates on </w:t>
-      </w:r>
-      <w:proofErr w:type="spellStart"/>
-      <w:r>
-        <w:t>npm</w:t>
-      </w:r>
-      <w:proofErr w:type="spellEnd"/>
-      <w:r>
-        <w:t>.</w:t>
-      </w:r>
-    </w:p>
-    <w:p>
-      <w:r>
-        <w:pict w14:anchorId="5E091B31">
-          <v:rect id="_x0000_i1059" style="width:0;height:1.5pt" o:hralign="center" o:hrstd="t" o:hr="t" fillcolor="#a0a0a0" stroked="f"/>
+        <w:rPr>
+          <w:b/>
+          <w:bCs/>
+        </w:rPr>
+      </w:pPr>
+      <w:r>
+        <w:rPr>
+          <w:b/>
+          <w:bCs/>
+        </w:rPr>
+        <w:lastRenderedPageBreak/>
+        <w:t>Implemented dynamic homepage templates based on user input and maintained active versioning and documentation.</w:t>
+      </w:r>
+    </w:p>
+    <w:p>
+      <w:pPr>
+        <w:rPr>
+          <w:b/>
+          <w:bCs/>
+        </w:rPr>
+      </w:pPr>
+      <w:r>
+        <w:rPr>
+          <w:b/>
+          <w:bCs/>
+        </w:rPr>
+        <w:pict w14:anchorId="7837A971">
+          <v:rect id="_x0000_i1076" style="width:468pt;height:1.5pt" o:hralign="center" o:hrstd="t" o:hr="t" fillcolor="#a0a0a0" stroked="f"/>
         </w:pict>
       </w:r>
     </w:p>
@@ -342,130 +456,130 @@
     </w:p>
     <w:p>
       <w:pPr>
-        <w:rPr>
-          <w:b/>
-          <w:bCs/>
-        </w:rPr>
-      </w:pPr>
-      <w:r>
-        <w:rPr>
-          <w:b/>
-          <w:bCs/>
-        </w:rPr>
-        <w:t>Frontend</w:t>
-      </w:r>
-    </w:p>
-    <w:p>
-      <w:r>
-        <w:t>HTML</w:t>
-      </w:r>
-      <w:r>
-        <w:br/>
-        <w:t>CSS</w:t>
-      </w:r>
-      <w:r>
-        <w:br/>
-        <w:t>JavaScript</w:t>
-      </w:r>
-      <w:r>
-        <w:br/>
-        <w:t>React</w:t>
-      </w:r>
-      <w:r>
-        <w:br/>
-      </w:r>
-      <w:proofErr w:type="spellStart"/>
-      <w:r>
-        <w:t>React</w:t>
-      </w:r>
-      <w:proofErr w:type="spellEnd"/>
-      <w:r>
-        <w:t xml:space="preserve"> Native</w:t>
-      </w:r>
-      <w:r>
-        <w:br/>
-        <w:t>Tailwind CSS</w:t>
-      </w:r>
-    </w:p>
-    <w:p>
-      <w:pPr>
-        <w:rPr>
-          <w:b/>
-          <w:bCs/>
-        </w:rPr>
-      </w:pPr>
-      <w:r>
-        <w:rPr>
-          <w:b/>
-          <w:bCs/>
-        </w:rPr>
-        <w:t>Backend &amp; DevOps</w:t>
-      </w:r>
-    </w:p>
-    <w:p>
-      <w:r>
-        <w:t>Node.js</w:t>
-      </w:r>
-      <w:r>
-        <w:br/>
-        <w:t>MongoDB</w:t>
-      </w:r>
-      <w:r>
-        <w:br/>
-        <w:t>Python</w:t>
-      </w:r>
-      <w:r>
-        <w:br/>
-        <w:t>Flask</w:t>
-      </w:r>
-      <w:r>
-        <w:br/>
-        <w:t>Java</w:t>
-      </w:r>
-      <w:r>
-        <w:br/>
-        <w:t>Spring Boot</w:t>
-      </w:r>
-      <w:r>
-        <w:br/>
-        <w:t>Docker</w:t>
-      </w:r>
-      <w:r>
-        <w:br/>
-        <w:t>Kubernetes</w:t>
-      </w:r>
-      <w:r>
-        <w:br/>
-        <w:t>Jenkins</w:t>
-      </w:r>
-    </w:p>
-    <w:p>
-      <w:pPr>
-        <w:rPr>
-          <w:b/>
-          <w:bCs/>
-        </w:rPr>
-      </w:pPr>
-      <w:r>
-        <w:rPr>
-          <w:b/>
-          <w:bCs/>
-        </w:rPr>
-        <w:t>Tools</w:t>
-      </w:r>
-    </w:p>
-    <w:p>
-      <w:r>
-        <w:t>Git</w:t>
-      </w:r>
-      <w:r>
-        <w:br/>
-        <w:t>Junit</w:t>
-      </w:r>
-      <w:r>
-        <w:br/>
-        <w:t>Photoshop</w:t>
-      </w:r>
+        <w:numPr>
+          <w:ilvl w:val="0"/>
+          <w:numId w:val="6"/>
+        </w:numPr>
+        <w:rPr>
+          <w:b/>
+          <w:bCs/>
+        </w:rPr>
+      </w:pPr>
+      <w:r>
+        <w:rPr>
+          <w:b/>
+          <w:bCs/>
+        </w:rPr>
+        <w:t>Frontend: HTML, CSS, JavaScript, React, React Native, Tailwind CSS</w:t>
+      </w:r>
+    </w:p>
+    <w:p>
+      <w:pPr>
+        <w:numPr>
+          <w:ilvl w:val="0"/>
+          <w:numId w:val="6"/>
+        </w:numPr>
+        <w:rPr>
+          <w:b/>
+          <w:bCs/>
+        </w:rPr>
+      </w:pPr>
+      <w:r>
+        <w:rPr>
+          <w:b/>
+          <w:bCs/>
+        </w:rPr>
+        <w:t>Backend &amp; DevOps: Node.js, MongoDB, Python, Flask, Java, Spring Boot, Docker, Kubernetes, Jenkins</w:t>
+      </w:r>
+    </w:p>
+    <w:p>
+      <w:pPr>
+        <w:numPr>
+          <w:ilvl w:val="0"/>
+          <w:numId w:val="6"/>
+        </w:numPr>
+        <w:rPr>
+          <w:b/>
+          <w:bCs/>
+        </w:rPr>
+      </w:pPr>
+      <w:r>
+        <w:rPr>
+          <w:b/>
+          <w:bCs/>
+        </w:rPr>
+        <w:t>Tools: Git, Junit, Photoshop</w:t>
+      </w:r>
+    </w:p>
+    <w:p>
+      <w:pPr>
+        <w:rPr>
+          <w:b/>
+          <w:bCs/>
+        </w:rPr>
+      </w:pPr>
+      <w:r>
+        <w:rPr>
+          <w:b/>
+          <w:bCs/>
+        </w:rPr>
+        <w:pict w14:anchorId="0A6C4E0A">
+          <v:rect id="_x0000_i1077" style="width:468pt;height:1.5pt" o:hralign="center" o:hrstd="t" o:hr="t" fillcolor="#a0a0a0" stroked="f"/>
+        </w:pict>
+      </w:r>
+    </w:p>
+    <w:p>
+      <w:pPr>
+        <w:rPr>
+          <w:b/>
+          <w:bCs/>
+        </w:rPr>
+      </w:pPr>
+      <w:r>
+        <w:rPr>
+          <w:b/>
+          <w:bCs/>
+        </w:rPr>
+        <w:t>EDUCATION</w:t>
+      </w:r>
+    </w:p>
+    <w:p>
+      <w:pPr>
+        <w:rPr>
+          <w:b/>
+          <w:bCs/>
+        </w:rPr>
+      </w:pPr>
+      <w:r>
+        <w:rPr>
+          <w:b/>
+          <w:bCs/>
+        </w:rPr>
+        <w:t>Diploma in Software Engineering NIIT — 2023–2025</w:t>
+      </w:r>
+    </w:p>
+    <w:p>
+      <w:pPr>
+        <w:rPr>
+          <w:b/>
+          <w:bCs/>
+        </w:rPr>
+      </w:pPr>
+      <w:r>
+        <w:rPr>
+          <w:b/>
+          <w:bCs/>
+        </w:rPr>
+        <w:t>FSLC The Legend College — 2017–2022</w:t>
+      </w:r>
+    </w:p>
+    <w:p>
+      <w:pPr>
+        <w:rPr>
+          <w:b/>
+          <w:bCs/>
+        </w:rPr>
+      </w:pPr>
     </w:p>
     <w:p/>
     <w:sectPr>
@@ -630,6 +744,602 @@
     </w:lvl>
   </w:abstractNum>
   <w:abstractNum w:abstractNumId="1" w15:restartNumberingAfterBreak="0">
+    <w:nsid w:val="45936A72"/>
+    <w:multiLevelType w:val="multilevel"/>
+    <w:tmpl w:val="B62C2D28"/>
+    <w:lvl w:ilvl="0">
+      <w:start w:val="1"/>
+      <w:numFmt w:val="bullet"/>
+      <w:lvlText w:val=""/>
+      <w:lvlJc w:val="left"/>
+      <w:pPr>
+        <w:tabs>
+          <w:tab w:val="num" w:pos="720"/>
+        </w:tabs>
+        <w:ind w:left="720" w:hanging="360"/>
+      </w:pPr>
+      <w:rPr>
+        <w:rFonts w:ascii="Symbol" w:hAnsi="Symbol" w:hint="default"/>
+        <w:sz w:val="20"/>
+      </w:rPr>
+    </w:lvl>
+    <w:lvl w:ilvl="1">
+      <w:start w:val="1"/>
+      <w:numFmt w:val="bullet"/>
+      <w:lvlText w:val=""/>
+      <w:lvlJc w:val="left"/>
+      <w:pPr>
+        <w:tabs>
+          <w:tab w:val="num" w:pos="1440"/>
+        </w:tabs>
+        <w:ind w:left="1440" w:hanging="360"/>
+      </w:pPr>
+      <w:rPr>
+        <w:rFonts w:ascii="Symbol" w:hAnsi="Symbol" w:hint="default"/>
+        <w:sz w:val="20"/>
+      </w:rPr>
+    </w:lvl>
+    <w:lvl w:ilvl="2">
+      <w:start w:val="1"/>
+      <w:numFmt w:val="bullet"/>
+      <w:lvlText w:val=""/>
+      <w:lvlJc w:val="left"/>
+      <w:pPr>
+        <w:tabs>
+          <w:tab w:val="num" w:pos="2160"/>
+        </w:tabs>
+        <w:ind w:left="2160" w:hanging="360"/>
+      </w:pPr>
+      <w:rPr>
+        <w:rFonts w:ascii="Symbol" w:hAnsi="Symbol" w:hint="default"/>
+        <w:sz w:val="20"/>
+      </w:rPr>
+    </w:lvl>
+    <w:lvl w:ilvl="3">
+      <w:start w:val="1"/>
+      <w:numFmt w:val="bullet"/>
+      <w:lvlText w:val=""/>
+      <w:lvlJc w:val="left"/>
+      <w:pPr>
+        <w:tabs>
+          <w:tab w:val="num" w:pos="2880"/>
+        </w:tabs>
+        <w:ind w:left="2880" w:hanging="360"/>
+      </w:pPr>
+      <w:rPr>
+        <w:rFonts w:ascii="Symbol" w:hAnsi="Symbol" w:hint="default"/>
+        <w:sz w:val="20"/>
+      </w:rPr>
+    </w:lvl>
+    <w:lvl w:ilvl="4">
+      <w:start w:val="1"/>
+      <w:numFmt w:val="bullet"/>
+      <w:lvlText w:val=""/>
+      <w:lvlJc w:val="left"/>
+      <w:pPr>
+        <w:tabs>
+          <w:tab w:val="num" w:pos="3600"/>
+        </w:tabs>
+        <w:ind w:left="3600" w:hanging="360"/>
+      </w:pPr>
+      <w:rPr>
+        <w:rFonts w:ascii="Symbol" w:hAnsi="Symbol" w:hint="default"/>
+        <w:sz w:val="20"/>
+      </w:rPr>
+    </w:lvl>
+    <w:lvl w:ilvl="5">
+      <w:start w:val="1"/>
+      <w:numFmt w:val="bullet"/>
+      <w:lvlText w:val=""/>
+      <w:lvlJc w:val="left"/>
+      <w:pPr>
+        <w:tabs>
+          <w:tab w:val="num" w:pos="4320"/>
+        </w:tabs>
+        <w:ind w:left="4320" w:hanging="360"/>
+      </w:pPr>
+      <w:rPr>
+        <w:rFonts w:ascii="Symbol" w:hAnsi="Symbol" w:hint="default"/>
+        <w:sz w:val="20"/>
+      </w:rPr>
+    </w:lvl>
+    <w:lvl w:ilvl="6">
+      <w:start w:val="1"/>
+      <w:numFmt w:val="bullet"/>
+      <w:lvlText w:val=""/>
+      <w:lvlJc w:val="left"/>
+      <w:pPr>
+        <w:tabs>
+          <w:tab w:val="num" w:pos="5040"/>
+        </w:tabs>
+        <w:ind w:left="5040" w:hanging="360"/>
+      </w:pPr>
+      <w:rPr>
+        <w:rFonts w:ascii="Symbol" w:hAnsi="Symbol" w:hint="default"/>
+        <w:sz w:val="20"/>
+      </w:rPr>
+    </w:lvl>
+    <w:lvl w:ilvl="7">
+      <w:start w:val="1"/>
+      <w:numFmt w:val="bullet"/>
+      <w:lvlText w:val=""/>
+      <w:lvlJc w:val="left"/>
+      <w:pPr>
+        <w:tabs>
+          <w:tab w:val="num" w:pos="5760"/>
+        </w:tabs>
+        <w:ind w:left="5760" w:hanging="360"/>
+      </w:pPr>
+      <w:rPr>
+        <w:rFonts w:ascii="Symbol" w:hAnsi="Symbol" w:hint="default"/>
+        <w:sz w:val="20"/>
+      </w:rPr>
+    </w:lvl>
+    <w:lvl w:ilvl="8">
+      <w:start w:val="1"/>
+      <w:numFmt w:val="bullet"/>
+      <w:lvlText w:val=""/>
+      <w:lvlJc w:val="left"/>
+      <w:pPr>
+        <w:tabs>
+          <w:tab w:val="num" w:pos="6480"/>
+        </w:tabs>
+        <w:ind w:left="6480" w:hanging="360"/>
+      </w:pPr>
+      <w:rPr>
+        <w:rFonts w:ascii="Symbol" w:hAnsi="Symbol" w:hint="default"/>
+        <w:sz w:val="20"/>
+      </w:rPr>
+    </w:lvl>
+  </w:abstractNum>
+  <w:abstractNum w:abstractNumId="2" w15:restartNumberingAfterBreak="0">
+    <w:nsid w:val="49766605"/>
+    <w:multiLevelType w:val="multilevel"/>
+    <w:tmpl w:val="26D2CBFA"/>
+    <w:lvl w:ilvl="0">
+      <w:start w:val="1"/>
+      <w:numFmt w:val="bullet"/>
+      <w:lvlText w:val=""/>
+      <w:lvlJc w:val="left"/>
+      <w:pPr>
+        <w:tabs>
+          <w:tab w:val="num" w:pos="720"/>
+        </w:tabs>
+        <w:ind w:left="720" w:hanging="360"/>
+      </w:pPr>
+      <w:rPr>
+        <w:rFonts w:ascii="Symbol" w:hAnsi="Symbol" w:hint="default"/>
+        <w:sz w:val="20"/>
+      </w:rPr>
+    </w:lvl>
+    <w:lvl w:ilvl="1">
+      <w:start w:val="1"/>
+      <w:numFmt w:val="bullet"/>
+      <w:lvlText w:val=""/>
+      <w:lvlJc w:val="left"/>
+      <w:pPr>
+        <w:tabs>
+          <w:tab w:val="num" w:pos="1440"/>
+        </w:tabs>
+        <w:ind w:left="1440" w:hanging="360"/>
+      </w:pPr>
+      <w:rPr>
+        <w:rFonts w:ascii="Symbol" w:hAnsi="Symbol" w:hint="default"/>
+        <w:sz w:val="20"/>
+      </w:rPr>
+    </w:lvl>
+    <w:lvl w:ilvl="2">
+      <w:start w:val="1"/>
+      <w:numFmt w:val="bullet"/>
+      <w:lvlText w:val=""/>
+      <w:lvlJc w:val="left"/>
+      <w:pPr>
+        <w:tabs>
+          <w:tab w:val="num" w:pos="2160"/>
+        </w:tabs>
+        <w:ind w:left="2160" w:hanging="360"/>
+      </w:pPr>
+      <w:rPr>
+        <w:rFonts w:ascii="Symbol" w:hAnsi="Symbol" w:hint="default"/>
+        <w:sz w:val="20"/>
+      </w:rPr>
+    </w:lvl>
+    <w:lvl w:ilvl="3">
+      <w:start w:val="1"/>
+      <w:numFmt w:val="bullet"/>
+      <w:lvlText w:val=""/>
+      <w:lvlJc w:val="left"/>
+      <w:pPr>
+        <w:tabs>
+          <w:tab w:val="num" w:pos="2880"/>
+        </w:tabs>
+        <w:ind w:left="2880" w:hanging="360"/>
+      </w:pPr>
+      <w:rPr>
+        <w:rFonts w:ascii="Symbol" w:hAnsi="Symbol" w:hint="default"/>
+        <w:sz w:val="20"/>
+      </w:rPr>
+    </w:lvl>
+    <w:lvl w:ilvl="4">
+      <w:start w:val="1"/>
+      <w:numFmt w:val="bullet"/>
+      <w:lvlText w:val=""/>
+      <w:lvlJc w:val="left"/>
+      <w:pPr>
+        <w:tabs>
+          <w:tab w:val="num" w:pos="3600"/>
+        </w:tabs>
+        <w:ind w:left="3600" w:hanging="360"/>
+      </w:pPr>
+      <w:rPr>
+        <w:rFonts w:ascii="Symbol" w:hAnsi="Symbol" w:hint="default"/>
+        <w:sz w:val="20"/>
+      </w:rPr>
+    </w:lvl>
+    <w:lvl w:ilvl="5">
+      <w:start w:val="1"/>
+      <w:numFmt w:val="bullet"/>
+      <w:lvlText w:val=""/>
+      <w:lvlJc w:val="left"/>
+      <w:pPr>
+        <w:tabs>
+          <w:tab w:val="num" w:pos="4320"/>
+        </w:tabs>
+        <w:ind w:left="4320" w:hanging="360"/>
+      </w:pPr>
+      <w:rPr>
+        <w:rFonts w:ascii="Symbol" w:hAnsi="Symbol" w:hint="default"/>
+        <w:sz w:val="20"/>
+      </w:rPr>
+    </w:lvl>
+    <w:lvl w:ilvl="6">
+      <w:start w:val="1"/>
+      <w:numFmt w:val="bullet"/>
+      <w:lvlText w:val=""/>
+      <w:lvlJc w:val="left"/>
+      <w:pPr>
+        <w:tabs>
+          <w:tab w:val="num" w:pos="5040"/>
+        </w:tabs>
+        <w:ind w:left="5040" w:hanging="360"/>
+      </w:pPr>
+      <w:rPr>
+        <w:rFonts w:ascii="Symbol" w:hAnsi="Symbol" w:hint="default"/>
+        <w:sz w:val="20"/>
+      </w:rPr>
+    </w:lvl>
+    <w:lvl w:ilvl="7">
+      <w:start w:val="1"/>
+      <w:numFmt w:val="bullet"/>
+      <w:lvlText w:val=""/>
+      <w:lvlJc w:val="left"/>
+      <w:pPr>
+        <w:tabs>
+          <w:tab w:val="num" w:pos="5760"/>
+        </w:tabs>
+        <w:ind w:left="5760" w:hanging="360"/>
+      </w:pPr>
+      <w:rPr>
+        <w:rFonts w:ascii="Symbol" w:hAnsi="Symbol" w:hint="default"/>
+        <w:sz w:val="20"/>
+      </w:rPr>
+    </w:lvl>
+    <w:lvl w:ilvl="8">
+      <w:start w:val="1"/>
+      <w:numFmt w:val="bullet"/>
+      <w:lvlText w:val=""/>
+      <w:lvlJc w:val="left"/>
+      <w:pPr>
+        <w:tabs>
+          <w:tab w:val="num" w:pos="6480"/>
+        </w:tabs>
+        <w:ind w:left="6480" w:hanging="360"/>
+      </w:pPr>
+      <w:rPr>
+        <w:rFonts w:ascii="Symbol" w:hAnsi="Symbol" w:hint="default"/>
+        <w:sz w:val="20"/>
+      </w:rPr>
+    </w:lvl>
+  </w:abstractNum>
+  <w:abstractNum w:abstractNumId="3" w15:restartNumberingAfterBreak="0">
+    <w:nsid w:val="4F511730"/>
+    <w:multiLevelType w:val="multilevel"/>
+    <w:tmpl w:val="7DF23CF6"/>
+    <w:lvl w:ilvl="0">
+      <w:start w:val="1"/>
+      <w:numFmt w:val="bullet"/>
+      <w:lvlText w:val=""/>
+      <w:lvlJc w:val="left"/>
+      <w:pPr>
+        <w:tabs>
+          <w:tab w:val="num" w:pos="720"/>
+        </w:tabs>
+        <w:ind w:left="720" w:hanging="360"/>
+      </w:pPr>
+      <w:rPr>
+        <w:rFonts w:ascii="Symbol" w:hAnsi="Symbol" w:hint="default"/>
+        <w:sz w:val="20"/>
+      </w:rPr>
+    </w:lvl>
+    <w:lvl w:ilvl="1">
+      <w:start w:val="1"/>
+      <w:numFmt w:val="bullet"/>
+      <w:lvlText w:val=""/>
+      <w:lvlJc w:val="left"/>
+      <w:pPr>
+        <w:tabs>
+          <w:tab w:val="num" w:pos="1440"/>
+        </w:tabs>
+        <w:ind w:left="1440" w:hanging="360"/>
+      </w:pPr>
+      <w:rPr>
+        <w:rFonts w:ascii="Symbol" w:hAnsi="Symbol" w:hint="default"/>
+        <w:sz w:val="20"/>
+      </w:rPr>
+    </w:lvl>
+    <w:lvl w:ilvl="2">
+      <w:start w:val="1"/>
+      <w:numFmt w:val="bullet"/>
+      <w:lvlText w:val=""/>
+      <w:lvlJc w:val="left"/>
+      <w:pPr>
+        <w:tabs>
+          <w:tab w:val="num" w:pos="2160"/>
+        </w:tabs>
+        <w:ind w:left="2160" w:hanging="360"/>
+      </w:pPr>
+      <w:rPr>
+        <w:rFonts w:ascii="Symbol" w:hAnsi="Symbol" w:hint="default"/>
+        <w:sz w:val="20"/>
+      </w:rPr>
+    </w:lvl>
+    <w:lvl w:ilvl="3">
+      <w:start w:val="1"/>
+      <w:numFmt w:val="bullet"/>
+      <w:lvlText w:val=""/>
+      <w:lvlJc w:val="left"/>
+      <w:pPr>
+        <w:tabs>
+          <w:tab w:val="num" w:pos="2880"/>
+        </w:tabs>
+        <w:ind w:left="2880" w:hanging="360"/>
+      </w:pPr>
+      <w:rPr>
+        <w:rFonts w:ascii="Symbol" w:hAnsi="Symbol" w:hint="default"/>
+        <w:sz w:val="20"/>
+      </w:rPr>
+    </w:lvl>
+    <w:lvl w:ilvl="4">
+      <w:start w:val="1"/>
+      <w:numFmt w:val="bullet"/>
+      <w:lvlText w:val=""/>
+      <w:lvlJc w:val="left"/>
+      <w:pPr>
+        <w:tabs>
+          <w:tab w:val="num" w:pos="3600"/>
+        </w:tabs>
+        <w:ind w:left="3600" w:hanging="360"/>
+      </w:pPr>
+      <w:rPr>
+        <w:rFonts w:ascii="Symbol" w:hAnsi="Symbol" w:hint="default"/>
+        <w:sz w:val="20"/>
+      </w:rPr>
+    </w:lvl>
+    <w:lvl w:ilvl="5">
+      <w:start w:val="1"/>
+      <w:numFmt w:val="bullet"/>
+      <w:lvlText w:val=""/>
+      <w:lvlJc w:val="left"/>
+      <w:pPr>
+        <w:tabs>
+          <w:tab w:val="num" w:pos="4320"/>
+        </w:tabs>
+        <w:ind w:left="4320" w:hanging="360"/>
+      </w:pPr>
+      <w:rPr>
+        <w:rFonts w:ascii="Symbol" w:hAnsi="Symbol" w:hint="default"/>
+        <w:sz w:val="20"/>
+      </w:rPr>
+    </w:lvl>
+    <w:lvl w:ilvl="6">
+      <w:start w:val="1"/>
+      <w:numFmt w:val="bullet"/>
+      <w:lvlText w:val=""/>
+      <w:lvlJc w:val="left"/>
+      <w:pPr>
+        <w:tabs>
+          <w:tab w:val="num" w:pos="5040"/>
+        </w:tabs>
+        <w:ind w:left="5040" w:hanging="360"/>
+      </w:pPr>
+      <w:rPr>
+        <w:rFonts w:ascii="Symbol" w:hAnsi="Symbol" w:hint="default"/>
+        <w:sz w:val="20"/>
+      </w:rPr>
+    </w:lvl>
+    <w:lvl w:ilvl="7">
+      <w:start w:val="1"/>
+      <w:numFmt w:val="bullet"/>
+      <w:lvlText w:val=""/>
+      <w:lvlJc w:val="left"/>
+      <w:pPr>
+        <w:tabs>
+          <w:tab w:val="num" w:pos="5760"/>
+        </w:tabs>
+        <w:ind w:left="5760" w:hanging="360"/>
+      </w:pPr>
+      <w:rPr>
+        <w:rFonts w:ascii="Symbol" w:hAnsi="Symbol" w:hint="default"/>
+        <w:sz w:val="20"/>
+      </w:rPr>
+    </w:lvl>
+    <w:lvl w:ilvl="8">
+      <w:start w:val="1"/>
+      <w:numFmt w:val="bullet"/>
+      <w:lvlText w:val=""/>
+      <w:lvlJc w:val="left"/>
+      <w:pPr>
+        <w:tabs>
+          <w:tab w:val="num" w:pos="6480"/>
+        </w:tabs>
+        <w:ind w:left="6480" w:hanging="360"/>
+      </w:pPr>
+      <w:rPr>
+        <w:rFonts w:ascii="Symbol" w:hAnsi="Symbol" w:hint="default"/>
+        <w:sz w:val="20"/>
+      </w:rPr>
+    </w:lvl>
+  </w:abstractNum>
+  <w:abstractNum w:abstractNumId="4" w15:restartNumberingAfterBreak="0">
+    <w:nsid w:val="5691346D"/>
+    <w:multiLevelType w:val="multilevel"/>
+    <w:tmpl w:val="E220A418"/>
+    <w:lvl w:ilvl="0">
+      <w:start w:val="1"/>
+      <w:numFmt w:val="bullet"/>
+      <w:lvlText w:val=""/>
+      <w:lvlJc w:val="left"/>
+      <w:pPr>
+        <w:tabs>
+          <w:tab w:val="num" w:pos="720"/>
+        </w:tabs>
+        <w:ind w:left="720" w:hanging="360"/>
+      </w:pPr>
+      <w:rPr>
+        <w:rFonts w:ascii="Symbol" w:hAnsi="Symbol" w:hint="default"/>
+        <w:sz w:val="20"/>
+      </w:rPr>
+    </w:lvl>
+    <w:lvl w:ilvl="1">
+      <w:start w:val="1"/>
+      <w:numFmt w:val="bullet"/>
+      <w:lvlText w:val=""/>
+      <w:lvlJc w:val="left"/>
+      <w:pPr>
+        <w:tabs>
+          <w:tab w:val="num" w:pos="1440"/>
+        </w:tabs>
+        <w:ind w:left="1440" w:hanging="360"/>
+      </w:pPr>
+      <w:rPr>
+        <w:rFonts w:ascii="Symbol" w:hAnsi="Symbol" w:hint="default"/>
+        <w:sz w:val="20"/>
+      </w:rPr>
+    </w:lvl>
+    <w:lvl w:ilvl="2">
+      <w:start w:val="1"/>
+      <w:numFmt w:val="bullet"/>
+      <w:lvlText w:val=""/>
+      <w:lvlJc w:val="left"/>
+      <w:pPr>
+        <w:tabs>
+          <w:tab w:val="num" w:pos="2160"/>
+        </w:tabs>
+        <w:ind w:left="2160" w:hanging="360"/>
+      </w:pPr>
+      <w:rPr>
+        <w:rFonts w:ascii="Symbol" w:hAnsi="Symbol" w:hint="default"/>
+        <w:sz w:val="20"/>
+      </w:rPr>
+    </w:lvl>
+    <w:lvl w:ilvl="3">
+      <w:start w:val="1"/>
+      <w:numFmt w:val="bullet"/>
+      <w:lvlText w:val=""/>
+      <w:lvlJc w:val="left"/>
+      <w:pPr>
+        <w:tabs>
+          <w:tab w:val="num" w:pos="2880"/>
+        </w:tabs>
+        <w:ind w:left="2880" w:hanging="360"/>
+      </w:pPr>
+      <w:rPr>
+        <w:rFonts w:ascii="Symbol" w:hAnsi="Symbol" w:hint="default"/>
+        <w:sz w:val="20"/>
+      </w:rPr>
+    </w:lvl>
+    <w:lvl w:ilvl="4">
+      <w:start w:val="1"/>
+      <w:numFmt w:val="bullet"/>
+      <w:lvlText w:val=""/>
+      <w:lvlJc w:val="left"/>
+      <w:pPr>
+        <w:tabs>
+          <w:tab w:val="num" w:pos="3600"/>
+        </w:tabs>
+        <w:ind w:left="3600" w:hanging="360"/>
+      </w:pPr>
+      <w:rPr>
+        <w:rFonts w:ascii="Symbol" w:hAnsi="Symbol" w:hint="default"/>
+        <w:sz w:val="20"/>
+      </w:rPr>
+    </w:lvl>
+    <w:lvl w:ilvl="5">
+      <w:start w:val="1"/>
+      <w:numFmt w:val="bullet"/>
+      <w:lvlText w:val=""/>
+      <w:lvlJc w:val="left"/>
+      <w:pPr>
+        <w:tabs>
+          <w:tab w:val="num" w:pos="4320"/>
+        </w:tabs>
+        <w:ind w:left="4320" w:hanging="360"/>
+      </w:pPr>
+      <w:rPr>
+        <w:rFonts w:ascii="Symbol" w:hAnsi="Symbol" w:hint="default"/>
+        <w:sz w:val="20"/>
+      </w:rPr>
+    </w:lvl>
+    <w:lvl w:ilvl="6">
+      <w:start w:val="1"/>
+      <w:numFmt w:val="bullet"/>
+      <w:lvlText w:val=""/>
+      <w:lvlJc w:val="left"/>
+      <w:pPr>
+        <w:tabs>
+          <w:tab w:val="num" w:pos="5040"/>
+        </w:tabs>
+        <w:ind w:left="5040" w:hanging="360"/>
+      </w:pPr>
+      <w:rPr>
+        <w:rFonts w:ascii="Symbol" w:hAnsi="Symbol" w:hint="default"/>
+        <w:sz w:val="20"/>
+      </w:rPr>
+    </w:lvl>
+    <w:lvl w:ilvl="7">
+      <w:start w:val="1"/>
+      <w:numFmt w:val="bullet"/>
+      <w:lvlText w:val=""/>
+      <w:lvlJc w:val="left"/>
+      <w:pPr>
+        <w:tabs>
+          <w:tab w:val="num" w:pos="5760"/>
+        </w:tabs>
+        <w:ind w:left="5760" w:hanging="360"/>
+      </w:pPr>
+      <w:rPr>
+        <w:rFonts w:ascii="Symbol" w:hAnsi="Symbol" w:hint="default"/>
+        <w:sz w:val="20"/>
+      </w:rPr>
+    </w:lvl>
+    <w:lvl w:ilvl="8">
+      <w:start w:val="1"/>
+      <w:numFmt w:val="bullet"/>
+      <w:lvlText w:val=""/>
+      <w:lvlJc w:val="left"/>
+      <w:pPr>
+        <w:tabs>
+          <w:tab w:val="num" w:pos="6480"/>
+        </w:tabs>
+        <w:ind w:left="6480" w:hanging="360"/>
+      </w:pPr>
+      <w:rPr>
+        <w:rFonts w:ascii="Symbol" w:hAnsi="Symbol" w:hint="default"/>
+        <w:sz w:val="20"/>
+      </w:rPr>
+    </w:lvl>
+  </w:abstractNum>
+  <w:abstractNum w:abstractNumId="5" w15:restartNumberingAfterBreak="0">
     <w:nsid w:val="6BCF3D88"/>
     <w:multiLevelType w:val="multilevel"/>
     <w:tmpl w:val="BBCAD2A6"/>
@@ -782,7 +1492,55 @@
     <w:abstractNumId w:val="0"/>
   </w:num>
   <w:num w:numId="2" w16cid:durableId="1670523879">
+    <w:abstractNumId w:val="5"/>
+  </w:num>
+  <w:num w:numId="3" w16cid:durableId="80489040">
+    <w:abstractNumId w:val="4"/>
+    <w:lvlOverride w:ilvl="0"/>
+    <w:lvlOverride w:ilvl="1"/>
+    <w:lvlOverride w:ilvl="2"/>
+    <w:lvlOverride w:ilvl="3"/>
+    <w:lvlOverride w:ilvl="4"/>
+    <w:lvlOverride w:ilvl="5"/>
+    <w:lvlOverride w:ilvl="6"/>
+    <w:lvlOverride w:ilvl="7"/>
+    <w:lvlOverride w:ilvl="8"/>
+  </w:num>
+  <w:num w:numId="4" w16cid:durableId="70540773">
+    <w:abstractNumId w:val="3"/>
+    <w:lvlOverride w:ilvl="0"/>
+    <w:lvlOverride w:ilvl="1"/>
+    <w:lvlOverride w:ilvl="2"/>
+    <w:lvlOverride w:ilvl="3"/>
+    <w:lvlOverride w:ilvl="4"/>
+    <w:lvlOverride w:ilvl="5"/>
+    <w:lvlOverride w:ilvl="6"/>
+    <w:lvlOverride w:ilvl="7"/>
+    <w:lvlOverride w:ilvl="8"/>
+  </w:num>
+  <w:num w:numId="5" w16cid:durableId="1545556871">
     <w:abstractNumId w:val="1"/>
+    <w:lvlOverride w:ilvl="0"/>
+    <w:lvlOverride w:ilvl="1"/>
+    <w:lvlOverride w:ilvl="2"/>
+    <w:lvlOverride w:ilvl="3"/>
+    <w:lvlOverride w:ilvl="4"/>
+    <w:lvlOverride w:ilvl="5"/>
+    <w:lvlOverride w:ilvl="6"/>
+    <w:lvlOverride w:ilvl="7"/>
+    <w:lvlOverride w:ilvl="8"/>
+  </w:num>
+  <w:num w:numId="6" w16cid:durableId="2114586541">
+    <w:abstractNumId w:val="2"/>
+    <w:lvlOverride w:ilvl="0"/>
+    <w:lvlOverride w:ilvl="1"/>
+    <w:lvlOverride w:ilvl="2"/>
+    <w:lvlOverride w:ilvl="3"/>
+    <w:lvlOverride w:ilvl="4"/>
+    <w:lvlOverride w:ilvl="5"/>
+    <w:lvlOverride w:ilvl="6"/>
+    <w:lvlOverride w:ilvl="7"/>
+    <w:lvlOverride w:ilvl="8"/>
   </w:num>
 </w:numbering>
 </file>
@@ -1703,6 +2461,29 @@
       <w:spacing w:val="5"/>
     </w:rPr>
   </w:style>
+  <w:style w:type="character" w:styleId="Hyperlink">
+    <w:name w:val="Hyperlink"/>
+    <w:basedOn w:val="DefaultParagraphFont"/>
+    <w:uiPriority w:val="99"/>
+    <w:unhideWhenUsed/>
+    <w:rsid w:val="00B60103"/>
+    <w:rPr>
+      <w:color w:val="0563C1" w:themeColor="hyperlink"/>
+      <w:u w:val="single"/>
+    </w:rPr>
+  </w:style>
+  <w:style w:type="character" w:styleId="UnresolvedMention">
+    <w:name w:val="Unresolved Mention"/>
+    <w:basedOn w:val="DefaultParagraphFont"/>
+    <w:uiPriority w:val="99"/>
+    <w:semiHidden/>
+    <w:unhideWhenUsed/>
+    <w:rsid w:val="00B60103"/>
+    <w:rPr>
+      <w:color w:val="605E5C"/>
+      <w:shd w:val="clear" w:color="auto" w:fill="E1DFDD"/>
+    </w:rPr>
+  </w:style>
 </w:styles>
 </file>
 

--- a/Alexander Mfoniso cv.docx
+++ b/Alexander Mfoniso cv.docx
@@ -29,9 +29,31 @@
           <w:b/>
           <w:bCs/>
         </w:rPr>
-        <w:t xml:space="preserve">Frontend Engineer 09113562352 | </w:t>
-      </w:r>
-      <w:hyperlink r:id="rId5" w:tgtFrame="_blank" w:history="1">
+        <w:t>Frontend Engineer</w:t>
+      </w:r>
+      <w:r>
+        <w:rPr>
+          <w:b/>
+          <w:bCs/>
+        </w:rPr>
+        <w:br/>
+        <w:t xml:space="preserve"> 0913562</w:t>
+      </w:r>
+      <w:r>
+        <w:rPr>
+          <w:b/>
+          <w:bCs/>
+        </w:rPr>
+        <w:t>1172</w:t>
+      </w:r>
+      <w:r>
+        <w:rPr>
+          <w:b/>
+          <w:bCs/>
+        </w:rPr>
+        <w:t xml:space="preserve"> |  </w:t>
+      </w:r>
+      <w:hyperlink r:id="rId5" w:history="1">
         <w:r>
           <w:rPr>
             <w:rStyle w:val="Hyperlink"/>
@@ -46,43 +68,23 @@
           <w:b/>
           <w:bCs/>
         </w:rPr>
-        <w:t xml:space="preserve"> | </w:t>
-      </w:r>
-      <w:hyperlink r:id="rId6" w:tgtFrame="_blank" w:history="1">
-        <w:r>
-          <w:rPr>
-            <w:rStyle w:val="Hyperlink"/>
-            <w:b/>
-            <w:bCs/>
-          </w:rPr>
-          <w:t>alex-mfioniso.github.io/</w:t>
-        </w:r>
-        <w:proofErr w:type="spellStart"/>
-        <w:r>
-          <w:rPr>
-            <w:rStyle w:val="Hyperlink"/>
-            <w:b/>
-            <w:bCs/>
-          </w:rPr>
-          <w:t>alexcv</w:t>
-        </w:r>
-        <w:proofErr w:type="spellEnd"/>
-      </w:hyperlink>
-    </w:p>
-    <w:p>
-      <w:pPr>
-        <w:rPr>
-          <w:b/>
-          <w:bCs/>
-        </w:rPr>
-      </w:pPr>
-      <w:r>
-        <w:rPr>
-          <w:b/>
-          <w:bCs/>
-        </w:rPr>
-        <w:pict w14:anchorId="6002E242">
-          <v:rect id="_x0000_i1074" style="width:468pt;height:1.5pt" o:hralign="center" o:hrstd="t" o:hr="t" fillcolor="#a0a0a0" stroked="f"/>
+        <w:t xml:space="preserve"> |   https://alexander-mfoniso.vercel.app</w:t>
+      </w:r>
+    </w:p>
+    <w:p>
+      <w:pPr>
+        <w:rPr>
+          <w:b/>
+          <w:bCs/>
+        </w:rPr>
+      </w:pPr>
+      <w:r>
+        <w:rPr>
+          <w:b/>
+          <w:bCs/>
+        </w:rPr>
+        <w:pict w14:anchorId="2B1D8288">
+          <v:rect id="_x0000_i1112" style="width:0;height:1.5pt" o:hralign="center" o:hrstd="t" o:hr="t" fillcolor="#a0a0a0" stroked="f"/>
         </w:pict>
       </w:r>
     </w:p>
@@ -98,38 +100,38 @@
           <w:b/>
           <w:bCs/>
         </w:rPr>
-        <w:t>BACKGROUND</w:t>
-      </w:r>
-    </w:p>
-    <w:p>
-      <w:pPr>
-        <w:rPr>
-          <w:b/>
-          <w:bCs/>
-        </w:rPr>
-      </w:pPr>
-      <w:r>
-        <w:rPr>
-          <w:b/>
-          <w:bCs/>
-        </w:rPr>
-        <w:t>Analytical and detail-driven Frontend Engineer at E-byte Africa, skilled in React, modern UI frameworks, and full-stack workflows. Known for building fast, user-focused web applications and solving complex problems with clean, scalable code. Strong ownership mindset, rapid learner, and consistently delivers high-quality digital solutions.</w:t>
-      </w:r>
-    </w:p>
-    <w:p>
-      <w:pPr>
-        <w:rPr>
-          <w:b/>
-          <w:bCs/>
-        </w:rPr>
-      </w:pPr>
-      <w:r>
-        <w:rPr>
-          <w:b/>
-          <w:bCs/>
-        </w:rPr>
-        <w:pict w14:anchorId="69AEF69C">
-          <v:rect id="_x0000_i1075" style="width:468pt;height:1.5pt" o:hralign="center" o:hrstd="t" o:hr="t" fillcolor="#a0a0a0" stroked="f"/>
+        <w:t>PROFESSIONAL SUMMARY</w:t>
+      </w:r>
+    </w:p>
+    <w:p>
+      <w:pPr>
+        <w:rPr>
+          <w:b/>
+          <w:bCs/>
+        </w:rPr>
+      </w:pPr>
+      <w:r>
+        <w:rPr>
+          <w:b/>
+          <w:bCs/>
+        </w:rPr>
+        <w:t>Frontend Engineer with professional experience building scalable web and mobile applications using React, React Native, TypeScript, and modern frontend technologies. Currently at E-Byte Africa, developing production-ready solutions across education, business, and SaaS platforms. Passionate about crafting intuitive user experiences, building developer tools, and delivering performant applications with clean, maintainable code. A fast learner with strong ownership, problem-solving skills, and a commitment to continuous improvement.</w:t>
+      </w:r>
+    </w:p>
+    <w:p>
+      <w:pPr>
+        <w:rPr>
+          <w:b/>
+          <w:bCs/>
+        </w:rPr>
+      </w:pPr>
+      <w:r>
+        <w:rPr>
+          <w:b/>
+          <w:bCs/>
+        </w:rPr>
+        <w:pict w14:anchorId="262572C6">
+          <v:rect id="_x0000_i1113" style="width:0;height:1.5pt" o:hralign="center" o:hrstd="t" o:hr="t" fillcolor="#a0a0a0" stroked="f"/>
         </w:pict>
       </w:r>
     </w:p>
@@ -145,23 +147,207 @@
           <w:b/>
           <w:bCs/>
         </w:rPr>
-        <w:t>EXPERIENCE</w:t>
-      </w:r>
-    </w:p>
-    <w:p>
-      <w:pPr>
-        <w:rPr>
-          <w:b/>
-          <w:bCs/>
-        </w:rPr>
-      </w:pPr>
-      <w:r>
-        <w:rPr>
-          <w:b/>
-          <w:bCs/>
-        </w:rPr>
-        <w:t xml:space="preserve">Frontend Engineer E-byte Africa — </w:t>
-      </w:r>
+        <w:t>PROFESSIONAL EXPERIENCE</w:t>
+      </w:r>
+    </w:p>
+    <w:p>
+      <w:pPr>
+        <w:rPr>
+          <w:b/>
+          <w:bCs/>
+        </w:rPr>
+      </w:pPr>
+      <w:r>
+        <w:rPr>
+          <w:b/>
+          <w:bCs/>
+        </w:rPr>
+        <w:t>Frontend Engineer</w:t>
+      </w:r>
+    </w:p>
+    <w:p>
+      <w:pPr>
+        <w:rPr>
+          <w:b/>
+          <w:bCs/>
+        </w:rPr>
+      </w:pPr>
+      <w:r>
+        <w:rPr>
+          <w:b/>
+          <w:bCs/>
+        </w:rPr>
+        <w:t>E-Byte Africa | Jan 2026 – Present</w:t>
+      </w:r>
+    </w:p>
+    <w:p>
+      <w:pPr>
+        <w:numPr>
+          <w:ilvl w:val="0"/>
+          <w:numId w:val="7"/>
+        </w:numPr>
+        <w:rPr>
+          <w:b/>
+          <w:bCs/>
+        </w:rPr>
+      </w:pPr>
+      <w:r>
+        <w:rPr>
+          <w:b/>
+          <w:bCs/>
+        </w:rPr>
+        <w:t>Develop and maintain production web and mobile applications using React, React Native, Expo, and modern frontend technologies.</w:t>
+      </w:r>
+    </w:p>
+    <w:p>
+      <w:pPr>
+        <w:numPr>
+          <w:ilvl w:val="0"/>
+          <w:numId w:val="7"/>
+        </w:numPr>
+        <w:rPr>
+          <w:b/>
+          <w:bCs/>
+        </w:rPr>
+      </w:pPr>
+      <w:r>
+        <w:rPr>
+          <w:b/>
+          <w:bCs/>
+        </w:rPr>
+        <w:t>Translate Figma designs into responsive, reusable, and accessible user interfaces.</w:t>
+      </w:r>
+    </w:p>
+    <w:p>
+      <w:pPr>
+        <w:numPr>
+          <w:ilvl w:val="0"/>
+          <w:numId w:val="7"/>
+        </w:numPr>
+        <w:rPr>
+          <w:b/>
+          <w:bCs/>
+        </w:rPr>
+      </w:pPr>
+      <w:r>
+        <w:rPr>
+          <w:b/>
+          <w:bCs/>
+        </w:rPr>
+        <w:t>Integrate frontend applications with REST APIs while collaborating closely with backend engineers.</w:t>
+      </w:r>
+    </w:p>
+    <w:p>
+      <w:pPr>
+        <w:numPr>
+          <w:ilvl w:val="0"/>
+          <w:numId w:val="7"/>
+        </w:numPr>
+        <w:rPr>
+          <w:b/>
+          <w:bCs/>
+        </w:rPr>
+      </w:pPr>
+      <w:r>
+        <w:rPr>
+          <w:b/>
+          <w:bCs/>
+        </w:rPr>
+        <w:t>Build scalable component architectures and optimise application performance across multiple products.</w:t>
+      </w:r>
+    </w:p>
+    <w:p>
+      <w:pPr>
+        <w:numPr>
+          <w:ilvl w:val="0"/>
+          <w:numId w:val="7"/>
+        </w:numPr>
+        <w:rPr>
+          <w:b/>
+          <w:bCs/>
+        </w:rPr>
+      </w:pPr>
+      <w:r>
+        <w:rPr>
+          <w:b/>
+          <w:bCs/>
+        </w:rPr>
+        <w:t>Contribute to testing, debugging, and deployment workflows while maintaining high code quality.</w:t>
+      </w:r>
+    </w:p>
+    <w:p>
+      <w:pPr>
+        <w:numPr>
+          <w:ilvl w:val="0"/>
+          <w:numId w:val="7"/>
+        </w:numPr>
+        <w:rPr>
+          <w:b/>
+          <w:bCs/>
+        </w:rPr>
+      </w:pPr>
+      <w:r>
+        <w:rPr>
+          <w:b/>
+          <w:bCs/>
+        </w:rPr>
+        <w:t>Work cross-functionally with designers, product managers, and backend developers to deliver production-ready solutions.</w:t>
+      </w:r>
+    </w:p>
+    <w:p>
+      <w:pPr>
+        <w:rPr>
+          <w:b/>
+          <w:bCs/>
+        </w:rPr>
+      </w:pPr>
+      <w:r>
+        <w:rPr>
+          <w:b/>
+          <w:bCs/>
+        </w:rPr>
+        <w:pict w14:anchorId="05B0E7D5">
+          <v:rect id="_x0000_i1114" style="width:0;height:1.5pt" o:hralign="center" o:hrstd="t" o:hr="t" fillcolor="#a0a0a0" stroked="f"/>
+        </w:pict>
+      </w:r>
+    </w:p>
+    <w:p>
+      <w:pPr>
+        <w:rPr>
+          <w:b/>
+          <w:bCs/>
+        </w:rPr>
+      </w:pPr>
+      <w:r>
+        <w:rPr>
+          <w:b/>
+          <w:bCs/>
+        </w:rPr>
+        <w:t>SELECTED PROJECTS</w:t>
+      </w:r>
+    </w:p>
+    <w:p>
+      <w:pPr>
+        <w:rPr>
+          <w:b/>
+          <w:bCs/>
+        </w:rPr>
+      </w:pPr>
+      <w:r>
+        <w:rPr>
+          <w:b/>
+          <w:bCs/>
+        </w:rPr>
+        <w:t>Alex Stories</w:t>
+      </w:r>
+    </w:p>
+    <w:p>
+      <w:pPr>
+        <w:rPr>
+          <w:b/>
+          <w:bCs/>
+        </w:rPr>
+      </w:pPr>
       <w:r>
         <w:rPr>
           <w:b/>
@@ -169,14 +355,14 @@
           <w:i/>
           <w:iCs/>
         </w:rPr>
-        <w:t>Current</w:t>
+        <w:t>A modern story publishing platform</w:t>
       </w:r>
     </w:p>
     <w:p>
       <w:pPr>
         <w:numPr>
           <w:ilvl w:val="0"/>
-          <w:numId w:val="3"/>
+          <w:numId w:val="8"/>
         </w:numPr>
         <w:rPr>
           <w:b/>
@@ -188,14 +374,15 @@
           <w:b/>
           <w:bCs/>
         </w:rPr>
-        <w:t>Leading frontend development initiatives, focusing on scalable architecture and high-performance user interfaces.</w:t>
+        <w:lastRenderedPageBreak/>
+        <w:t>Built a full-featured publishing platform with authentication, rich-text editing, likes, comments, bookmarks, notifications, and author profiles.</w:t>
       </w:r>
     </w:p>
     <w:p>
       <w:pPr>
         <w:numPr>
           <w:ilvl w:val="0"/>
-          <w:numId w:val="3"/>
+          <w:numId w:val="8"/>
         </w:numPr>
         <w:rPr>
           <w:b/>
@@ -207,29 +394,95 @@
           <w:b/>
           <w:bCs/>
         </w:rPr>
-        <w:t>Collaborating with cross-functional teams to deliver robust digital solutions.</w:t>
-      </w:r>
-    </w:p>
-    <w:p>
-      <w:pPr>
-        <w:rPr>
-          <w:b/>
-          <w:bCs/>
-        </w:rPr>
-      </w:pPr>
-      <w:r>
-        <w:rPr>
-          <w:b/>
-          <w:bCs/>
-        </w:rPr>
-        <w:t>Web &amp; App Development Projects</w:t>
+        <w:t xml:space="preserve">Technologies: React, Firebase, </w:t>
+      </w:r>
+      <w:proofErr w:type="spellStart"/>
+      <w:r>
+        <w:rPr>
+          <w:b/>
+          <w:bCs/>
+        </w:rPr>
+        <w:t>Cloudinary</w:t>
+      </w:r>
+      <w:proofErr w:type="spellEnd"/>
+      <w:r>
+        <w:rPr>
+          <w:b/>
+          <w:bCs/>
+        </w:rPr>
+        <w:t xml:space="preserve">, </w:t>
+      </w:r>
+      <w:proofErr w:type="spellStart"/>
+      <w:r>
+        <w:rPr>
+          <w:b/>
+          <w:bCs/>
+        </w:rPr>
+        <w:t>TipTap</w:t>
+      </w:r>
+      <w:proofErr w:type="spellEnd"/>
+      <w:r>
+        <w:rPr>
+          <w:b/>
+          <w:bCs/>
+        </w:rPr>
+        <w:t>, Tailwind CSS.</w:t>
+      </w:r>
+    </w:p>
+    <w:p>
+      <w:pPr>
+        <w:rPr>
+          <w:b/>
+          <w:bCs/>
+        </w:rPr>
+      </w:pPr>
+      <w:r>
+        <w:rPr>
+          <w:b/>
+          <w:bCs/>
+        </w:rPr>
+        <w:pict w14:anchorId="6EBA77F2">
+          <v:rect id="_x0000_i1115" style="width:0;height:1.5pt" o:hralign="center" o:hrstd="t" o:hr="t" fillcolor="#a0a0a0" stroked="f"/>
+        </w:pict>
+      </w:r>
+    </w:p>
+    <w:p>
+      <w:pPr>
+        <w:rPr>
+          <w:b/>
+          <w:bCs/>
+        </w:rPr>
+      </w:pPr>
+      <w:r>
+        <w:rPr>
+          <w:b/>
+          <w:bCs/>
+        </w:rPr>
+        <w:t>Gemini Coder</w:t>
+      </w:r>
+    </w:p>
+    <w:p>
+      <w:pPr>
+        <w:rPr>
+          <w:b/>
+          <w:bCs/>
+        </w:rPr>
+      </w:pPr>
+      <w:r>
+        <w:rPr>
+          <w:b/>
+          <w:bCs/>
+          <w:i/>
+          <w:iCs/>
+        </w:rPr>
+        <w:t>AI-powered VS Code Extension</w:t>
       </w:r>
     </w:p>
     <w:p>
       <w:pPr>
         <w:numPr>
           <w:ilvl w:val="0"/>
-          <w:numId w:val="4"/>
+          <w:numId w:val="9"/>
         </w:numPr>
         <w:rPr>
           <w:b/>
@@ -241,14 +494,14 @@
           <w:b/>
           <w:bCs/>
         </w:rPr>
-        <w:t>Music Management Platform: Built and deployed a platform for a choir group using React, MongoDB, Tailwind, and Firebase—enabling seamless track searching, viewing, and playback.</w:t>
+        <w:t>Developed an autonomous programming assistant for VS Code featuring workspace-aware AI chat, direct file editing, multimodal image support, inline code completions, and undo functionality.</w:t>
       </w:r>
     </w:p>
     <w:p>
       <w:pPr>
         <w:numPr>
           <w:ilvl w:val="0"/>
-          <w:numId w:val="4"/>
+          <w:numId w:val="9"/>
         </w:numPr>
         <w:rPr>
           <w:b/>
@@ -260,30 +513,46 @@
           <w:b/>
           <w:bCs/>
         </w:rPr>
-        <w:t xml:space="preserve">Location-Based Services: Developed advanced functionality using </w:t>
-      </w:r>
-      <w:proofErr w:type="spellStart"/>
-      <w:r>
-        <w:rPr>
-          <w:b/>
-          <w:bCs/>
-        </w:rPr>
-        <w:t>Mapbox</w:t>
-      </w:r>
-      <w:proofErr w:type="spellEnd"/>
-      <w:r>
-        <w:rPr>
-          <w:b/>
-          <w:bCs/>
-        </w:rPr>
-        <w:t xml:space="preserve"> and geofencing, including precise tracking, restricted access control, and multi-screen state management.</w:t>
+        <w:t>Technologies: TypeScript, VS Code Extension API, Gemini API, Webpack.</w:t>
+      </w:r>
+    </w:p>
+    <w:p>
+      <w:pPr>
+        <w:rPr>
+          <w:b/>
+          <w:bCs/>
+        </w:rPr>
+      </w:pPr>
+      <w:r>
+        <w:rPr>
+          <w:b/>
+          <w:bCs/>
+        </w:rPr>
+        <w:pict w14:anchorId="02986725">
+          <v:rect id="_x0000_i1116" style="width:0;height:1.5pt" o:hralign="center" o:hrstd="t" o:hr="t" fillcolor="#a0a0a0" stroked="f"/>
+        </w:pict>
+      </w:r>
+    </w:p>
+    <w:p>
+      <w:pPr>
+        <w:rPr>
+          <w:b/>
+          <w:bCs/>
+        </w:rPr>
+      </w:pPr>
+      <w:r>
+        <w:rPr>
+          <w:b/>
+          <w:bCs/>
+        </w:rPr>
+        <w:t>XAUUSD Trading Bot</w:t>
       </w:r>
     </w:p>
     <w:p>
       <w:pPr>
         <w:numPr>
           <w:ilvl w:val="0"/>
-          <w:numId w:val="4"/>
+          <w:numId w:val="10"/>
         </w:numPr>
         <w:rPr>
           <w:b/>
@@ -295,14 +564,46 @@
           <w:b/>
           <w:bCs/>
         </w:rPr>
-        <w:t>Surulere Day Event Website: Created a responsive site with animated sections and dynamic pages to boost user engagement.</w:t>
+        <w:t xml:space="preserve">Built an algorithmic trading and </w:t>
+      </w:r>
+      <w:proofErr w:type="spellStart"/>
+      <w:r>
+        <w:rPr>
+          <w:b/>
+          <w:bCs/>
+        </w:rPr>
+        <w:t>backtesting</w:t>
+      </w:r>
+      <w:proofErr w:type="spellEnd"/>
+      <w:r>
+        <w:rPr>
+          <w:b/>
+          <w:bCs/>
+        </w:rPr>
+        <w:t xml:space="preserve"> system integrating </w:t>
+      </w:r>
+      <w:proofErr w:type="spellStart"/>
+      <w:r>
+        <w:rPr>
+          <w:b/>
+          <w:bCs/>
+        </w:rPr>
+        <w:t>MetaTrader</w:t>
+      </w:r>
+      <w:proofErr w:type="spellEnd"/>
+      <w:r>
+        <w:rPr>
+          <w:b/>
+          <w:bCs/>
+        </w:rPr>
+        <w:t xml:space="preserve"> 5 with market-structure analysis, multiple trading strategies, walk-forward testing, and automated risk management.</w:t>
       </w:r>
     </w:p>
     <w:p>
       <w:pPr>
         <w:numPr>
           <w:ilvl w:val="0"/>
-          <w:numId w:val="4"/>
+          <w:numId w:val="10"/>
         </w:numPr>
         <w:rPr>
           <w:b/>
@@ -314,45 +615,62 @@
           <w:b/>
           <w:bCs/>
         </w:rPr>
-        <w:t>RAIDS Project: Led the delivery of a scalable system with custom features designed for high-performance requirements and specific user workflows.</w:t>
-      </w:r>
-    </w:p>
-    <w:p>
-      <w:pPr>
-        <w:rPr>
-          <w:b/>
-          <w:bCs/>
-        </w:rPr>
-      </w:pPr>
-      <w:r>
-        <w:rPr>
-          <w:b/>
-          <w:bCs/>
-        </w:rPr>
-        <w:t>React-Forge (</w:t>
-      </w:r>
-      <w:proofErr w:type="gramStart"/>
-      <w:r>
-        <w:rPr>
-          <w:b/>
-          <w:bCs/>
-        </w:rPr>
-        <w:t>Open Source</w:t>
-      </w:r>
-      <w:proofErr w:type="gramEnd"/>
-      <w:r>
-        <w:rPr>
-          <w:b/>
-          <w:bCs/>
-        </w:rPr>
-        <w:t xml:space="preserve"> Project Generator) Creator &amp; Maintainer</w:t>
+        <w:t xml:space="preserve">Technologies: Python, Pandas, </w:t>
+      </w:r>
+      <w:proofErr w:type="spellStart"/>
+      <w:r>
+        <w:rPr>
+          <w:b/>
+          <w:bCs/>
+        </w:rPr>
+        <w:t>MetaTrader</w:t>
+      </w:r>
+      <w:proofErr w:type="spellEnd"/>
+      <w:r>
+        <w:rPr>
+          <w:b/>
+          <w:bCs/>
+        </w:rPr>
+        <w:t xml:space="preserve"> 5.</w:t>
+      </w:r>
+    </w:p>
+    <w:p>
+      <w:pPr>
+        <w:rPr>
+          <w:b/>
+          <w:bCs/>
+        </w:rPr>
+      </w:pPr>
+      <w:r>
+        <w:rPr>
+          <w:b/>
+          <w:bCs/>
+        </w:rPr>
+        <w:pict w14:anchorId="2BB99D08">
+          <v:rect id="_x0000_i1117" style="width:0;height:1.5pt" o:hralign="center" o:hrstd="t" o:hr="t" fillcolor="#a0a0a0" stroked="f"/>
+        </w:pict>
+      </w:r>
+    </w:p>
+    <w:p>
+      <w:pPr>
+        <w:rPr>
+          <w:b/>
+          <w:bCs/>
+        </w:rPr>
+      </w:pPr>
+      <w:r>
+        <w:rPr>
+          <w:b/>
+          <w:bCs/>
+        </w:rPr>
+        <w:t>Vite Forge CLI</w:t>
       </w:r>
     </w:p>
     <w:p>
       <w:pPr>
         <w:numPr>
           <w:ilvl w:val="0"/>
-          <w:numId w:val="5"/>
+          <w:numId w:val="11"/>
         </w:numPr>
         <w:rPr>
           <w:b/>
@@ -364,14 +682,14 @@
           <w:b/>
           <w:bCs/>
         </w:rPr>
-        <w:t>Built a CLI tool that instantly scaffolds a complete React + Tailwind project, cutting setup time by 10–15 minutes.</w:t>
+        <w:t>Created an open-source CLI that scaffolds production-ready React, Vite, and Tailwind applications with configurable templates, reducing project setup time for developers.</w:t>
       </w:r>
     </w:p>
     <w:p>
       <w:pPr>
         <w:numPr>
           <w:ilvl w:val="0"/>
-          <w:numId w:val="5"/>
+          <w:numId w:val="11"/>
         </w:numPr>
         <w:rPr>
           <w:b/>
@@ -383,30 +701,46 @@
           <w:b/>
           <w:bCs/>
         </w:rPr>
-        <w:t xml:space="preserve">Engineered Node.js file-system automation, template generation, and </w:t>
-      </w:r>
-      <w:proofErr w:type="spellStart"/>
-      <w:r>
-        <w:rPr>
-          <w:b/>
-          <w:bCs/>
-        </w:rPr>
-        <w:t>npm</w:t>
-      </w:r>
-      <w:proofErr w:type="spellEnd"/>
-      <w:r>
-        <w:rPr>
-          <w:b/>
-          <w:bCs/>
-        </w:rPr>
-        <w:t xml:space="preserve"> package publishing.</w:t>
+        <w:t>Engineered project generation, template automation, and package publishing using Node.js.</w:t>
+      </w:r>
+    </w:p>
+    <w:p>
+      <w:pPr>
+        <w:rPr>
+          <w:b/>
+          <w:bCs/>
+        </w:rPr>
+      </w:pPr>
+      <w:r>
+        <w:rPr>
+          <w:b/>
+          <w:bCs/>
+        </w:rPr>
+        <w:pict w14:anchorId="0ACA044B">
+          <v:rect id="_x0000_i1118" style="width:0;height:1.5pt" o:hralign="center" o:hrstd="t" o:hr="t" fillcolor="#a0a0a0" stroked="f"/>
+        </w:pict>
+      </w:r>
+    </w:p>
+    <w:p>
+      <w:pPr>
+        <w:rPr>
+          <w:b/>
+          <w:bCs/>
+        </w:rPr>
+      </w:pPr>
+      <w:r>
+        <w:rPr>
+          <w:b/>
+          <w:bCs/>
+        </w:rPr>
+        <w:t>Location-Based Services</w:t>
       </w:r>
     </w:p>
     <w:p>
       <w:pPr>
         <w:numPr>
           <w:ilvl w:val="0"/>
-          <w:numId w:val="5"/>
+          <w:numId w:val="12"/>
         </w:numPr>
         <w:rPr>
           <w:b/>
@@ -418,47 +752,14 @@
           <w:b/>
           <w:bCs/>
         </w:rPr>
-        <w:lastRenderedPageBreak/>
-        <w:t>Implemented dynamic homepage templates based on user input and maintained active versioning and documentation.</w:t>
-      </w:r>
-    </w:p>
-    <w:p>
-      <w:pPr>
-        <w:rPr>
-          <w:b/>
-          <w:bCs/>
-        </w:rPr>
-      </w:pPr>
-      <w:r>
-        <w:rPr>
-          <w:b/>
-          <w:bCs/>
-        </w:rPr>
-        <w:pict w14:anchorId="7837A971">
-          <v:rect id="_x0000_i1076" style="width:468pt;height:1.5pt" o:hralign="center" o:hrstd="t" o:hr="t" fillcolor="#a0a0a0" stroked="f"/>
-        </w:pict>
-      </w:r>
-    </w:p>
-    <w:p>
-      <w:pPr>
-        <w:rPr>
-          <w:b/>
-          <w:bCs/>
-        </w:rPr>
-      </w:pPr>
-      <w:r>
-        <w:rPr>
-          <w:b/>
-          <w:bCs/>
-        </w:rPr>
-        <w:t>TECHNICAL SKILLS</w:t>
+        <w:t>Implemented advanced mapping and geofencing functionality with real-time location tracking, restricted access control, and multi-screen state management.</w:t>
       </w:r>
     </w:p>
     <w:p>
       <w:pPr>
         <w:numPr>
           <w:ilvl w:val="0"/>
-          <w:numId w:val="6"/>
+          <w:numId w:val="12"/>
         </w:numPr>
         <w:rPr>
           <w:b/>
@@ -470,14 +771,77 @@
           <w:b/>
           <w:bCs/>
         </w:rPr>
-        <w:t>Frontend: HTML, CSS, JavaScript, React, React Native, Tailwind CSS</w:t>
+        <w:t xml:space="preserve">Technologies: React Native, Expo, </w:t>
+      </w:r>
+      <w:proofErr w:type="spellStart"/>
+      <w:r>
+        <w:rPr>
+          <w:b/>
+          <w:bCs/>
+        </w:rPr>
+        <w:t>Mapbox</w:t>
+      </w:r>
+      <w:proofErr w:type="spellEnd"/>
+      <w:r>
+        <w:rPr>
+          <w:b/>
+          <w:bCs/>
+        </w:rPr>
+        <w:t>.</w:t>
+      </w:r>
+    </w:p>
+    <w:p>
+      <w:pPr>
+        <w:rPr>
+          <w:b/>
+          <w:bCs/>
+        </w:rPr>
+      </w:pPr>
+      <w:r>
+        <w:rPr>
+          <w:b/>
+          <w:bCs/>
+        </w:rPr>
+        <w:pict w14:anchorId="03136733">
+          <v:rect id="_x0000_i1119" style="width:0;height:1.5pt" o:hralign="center" o:hrstd="t" o:hr="t" fillcolor="#a0a0a0" stroked="f"/>
+        </w:pict>
+      </w:r>
+    </w:p>
+    <w:p>
+      <w:pPr>
+        <w:rPr>
+          <w:b/>
+          <w:bCs/>
+        </w:rPr>
+      </w:pPr>
+      <w:r>
+        <w:rPr>
+          <w:b/>
+          <w:bCs/>
+        </w:rPr>
+        <w:t>TECHNICAL SKILLS</w:t>
+      </w:r>
+    </w:p>
+    <w:p>
+      <w:pPr>
+        <w:rPr>
+          <w:b/>
+          <w:bCs/>
+        </w:rPr>
+      </w:pPr>
+      <w:r>
+        <w:rPr>
+          <w:b/>
+          <w:bCs/>
+        </w:rPr>
+        <w:t>Frontend</w:t>
       </w:r>
     </w:p>
     <w:p>
       <w:pPr>
         <w:numPr>
           <w:ilvl w:val="0"/>
-          <w:numId w:val="6"/>
+          <w:numId w:val="13"/>
         </w:numPr>
         <w:rPr>
           <w:b/>
@@ -489,14 +853,15 @@
           <w:b/>
           <w:bCs/>
         </w:rPr>
-        <w:t>Backend &amp; DevOps: Node.js, MongoDB, Python, Flask, Java, Spring Boot, Docker, Kubernetes, Jenkins</w:t>
+        <w:lastRenderedPageBreak/>
+        <w:t>React</w:t>
       </w:r>
     </w:p>
     <w:p>
       <w:pPr>
         <w:numPr>
           <w:ilvl w:val="0"/>
-          <w:numId w:val="6"/>
+          <w:numId w:val="13"/>
         </w:numPr>
         <w:rPr>
           <w:b/>
@@ -508,23 +873,475 @@
           <w:b/>
           <w:bCs/>
         </w:rPr>
-        <w:t>Tools: Git, Junit, Photoshop</w:t>
-      </w:r>
-    </w:p>
-    <w:p>
-      <w:pPr>
-        <w:rPr>
-          <w:b/>
-          <w:bCs/>
-        </w:rPr>
-      </w:pPr>
-      <w:r>
-        <w:rPr>
-          <w:b/>
-          <w:bCs/>
-        </w:rPr>
-        <w:pict w14:anchorId="0A6C4E0A">
-          <v:rect id="_x0000_i1077" style="width:468pt;height:1.5pt" o:hralign="center" o:hrstd="t" o:hr="t" fillcolor="#a0a0a0" stroked="f"/>
+        <w:t>React Native</w:t>
+      </w:r>
+    </w:p>
+    <w:p>
+      <w:pPr>
+        <w:numPr>
+          <w:ilvl w:val="0"/>
+          <w:numId w:val="13"/>
+        </w:numPr>
+        <w:rPr>
+          <w:b/>
+          <w:bCs/>
+        </w:rPr>
+      </w:pPr>
+      <w:r>
+        <w:rPr>
+          <w:b/>
+          <w:bCs/>
+        </w:rPr>
+        <w:t>TypeScript</w:t>
+      </w:r>
+    </w:p>
+    <w:p>
+      <w:pPr>
+        <w:numPr>
+          <w:ilvl w:val="0"/>
+          <w:numId w:val="13"/>
+        </w:numPr>
+        <w:rPr>
+          <w:b/>
+          <w:bCs/>
+        </w:rPr>
+      </w:pPr>
+      <w:r>
+        <w:rPr>
+          <w:b/>
+          <w:bCs/>
+        </w:rPr>
+        <w:t>JavaScript (ES6+)</w:t>
+      </w:r>
+    </w:p>
+    <w:p>
+      <w:pPr>
+        <w:numPr>
+          <w:ilvl w:val="0"/>
+          <w:numId w:val="13"/>
+        </w:numPr>
+        <w:rPr>
+          <w:b/>
+          <w:bCs/>
+        </w:rPr>
+      </w:pPr>
+      <w:r>
+        <w:rPr>
+          <w:b/>
+          <w:bCs/>
+        </w:rPr>
+        <w:t>HTML5</w:t>
+      </w:r>
+    </w:p>
+    <w:p>
+      <w:pPr>
+        <w:numPr>
+          <w:ilvl w:val="0"/>
+          <w:numId w:val="13"/>
+        </w:numPr>
+        <w:rPr>
+          <w:b/>
+          <w:bCs/>
+        </w:rPr>
+      </w:pPr>
+      <w:r>
+        <w:rPr>
+          <w:b/>
+          <w:bCs/>
+        </w:rPr>
+        <w:t>CSS3</w:t>
+      </w:r>
+    </w:p>
+    <w:p>
+      <w:pPr>
+        <w:numPr>
+          <w:ilvl w:val="0"/>
+          <w:numId w:val="13"/>
+        </w:numPr>
+        <w:rPr>
+          <w:b/>
+          <w:bCs/>
+        </w:rPr>
+      </w:pPr>
+      <w:r>
+        <w:rPr>
+          <w:b/>
+          <w:bCs/>
+        </w:rPr>
+        <w:t>Tailwind CSS</w:t>
+      </w:r>
+    </w:p>
+    <w:p>
+      <w:pPr>
+        <w:numPr>
+          <w:ilvl w:val="0"/>
+          <w:numId w:val="13"/>
+        </w:numPr>
+        <w:rPr>
+          <w:b/>
+          <w:bCs/>
+        </w:rPr>
+      </w:pPr>
+      <w:r>
+        <w:rPr>
+          <w:b/>
+          <w:bCs/>
+        </w:rPr>
+        <w:t>Expo</w:t>
+      </w:r>
+    </w:p>
+    <w:p>
+      <w:pPr>
+        <w:rPr>
+          <w:b/>
+          <w:bCs/>
+        </w:rPr>
+      </w:pPr>
+      <w:r>
+        <w:rPr>
+          <w:b/>
+          <w:bCs/>
+        </w:rPr>
+        <w:t>Backend</w:t>
+      </w:r>
+    </w:p>
+    <w:p>
+      <w:pPr>
+        <w:numPr>
+          <w:ilvl w:val="0"/>
+          <w:numId w:val="14"/>
+        </w:numPr>
+        <w:rPr>
+          <w:b/>
+          <w:bCs/>
+        </w:rPr>
+      </w:pPr>
+      <w:r>
+        <w:rPr>
+          <w:b/>
+          <w:bCs/>
+        </w:rPr>
+        <w:t>Node.js</w:t>
+      </w:r>
+    </w:p>
+    <w:p>
+      <w:pPr>
+        <w:numPr>
+          <w:ilvl w:val="0"/>
+          <w:numId w:val="14"/>
+        </w:numPr>
+        <w:rPr>
+          <w:b/>
+          <w:bCs/>
+        </w:rPr>
+      </w:pPr>
+      <w:r>
+        <w:rPr>
+          <w:b/>
+          <w:bCs/>
+        </w:rPr>
+        <w:t>Express.js</w:t>
+      </w:r>
+    </w:p>
+    <w:p>
+      <w:pPr>
+        <w:numPr>
+          <w:ilvl w:val="0"/>
+          <w:numId w:val="14"/>
+        </w:numPr>
+        <w:rPr>
+          <w:b/>
+          <w:bCs/>
+        </w:rPr>
+      </w:pPr>
+      <w:r>
+        <w:rPr>
+          <w:b/>
+          <w:bCs/>
+        </w:rPr>
+        <w:t>Firebase</w:t>
+      </w:r>
+    </w:p>
+    <w:p>
+      <w:pPr>
+        <w:numPr>
+          <w:ilvl w:val="0"/>
+          <w:numId w:val="14"/>
+        </w:numPr>
+        <w:rPr>
+          <w:b/>
+          <w:bCs/>
+        </w:rPr>
+      </w:pPr>
+      <w:r>
+        <w:rPr>
+          <w:b/>
+          <w:bCs/>
+        </w:rPr>
+        <w:t>MongoDB</w:t>
+      </w:r>
+    </w:p>
+    <w:p>
+      <w:pPr>
+        <w:numPr>
+          <w:ilvl w:val="0"/>
+          <w:numId w:val="14"/>
+        </w:numPr>
+        <w:rPr>
+          <w:b/>
+          <w:bCs/>
+        </w:rPr>
+      </w:pPr>
+      <w:r>
+        <w:rPr>
+          <w:b/>
+          <w:bCs/>
+        </w:rPr>
+        <w:t>PostgreSQL</w:t>
+      </w:r>
+    </w:p>
+    <w:p>
+      <w:pPr>
+        <w:numPr>
+          <w:ilvl w:val="0"/>
+          <w:numId w:val="14"/>
+        </w:numPr>
+        <w:rPr>
+          <w:b/>
+          <w:bCs/>
+        </w:rPr>
+      </w:pPr>
+      <w:r>
+        <w:rPr>
+          <w:b/>
+          <w:bCs/>
+        </w:rPr>
+        <w:t>Python</w:t>
+      </w:r>
+    </w:p>
+    <w:p>
+      <w:pPr>
+        <w:numPr>
+          <w:ilvl w:val="0"/>
+          <w:numId w:val="14"/>
+        </w:numPr>
+        <w:rPr>
+          <w:b/>
+          <w:bCs/>
+        </w:rPr>
+      </w:pPr>
+      <w:r>
+        <w:rPr>
+          <w:b/>
+          <w:bCs/>
+        </w:rPr>
+        <w:t>Java</w:t>
+      </w:r>
+    </w:p>
+    <w:p>
+      <w:pPr>
+        <w:numPr>
+          <w:ilvl w:val="0"/>
+          <w:numId w:val="14"/>
+        </w:numPr>
+        <w:rPr>
+          <w:b/>
+          <w:bCs/>
+        </w:rPr>
+      </w:pPr>
+      <w:r>
+        <w:rPr>
+          <w:b/>
+          <w:bCs/>
+        </w:rPr>
+        <w:t>Spring Boot</w:t>
+      </w:r>
+    </w:p>
+    <w:p>
+      <w:pPr>
+        <w:rPr>
+          <w:b/>
+          <w:bCs/>
+        </w:rPr>
+      </w:pPr>
+      <w:r>
+        <w:rPr>
+          <w:b/>
+          <w:bCs/>
+        </w:rPr>
+        <w:t>Tools &amp; Platforms</w:t>
+      </w:r>
+    </w:p>
+    <w:p>
+      <w:pPr>
+        <w:numPr>
+          <w:ilvl w:val="0"/>
+          <w:numId w:val="15"/>
+        </w:numPr>
+        <w:rPr>
+          <w:b/>
+          <w:bCs/>
+        </w:rPr>
+      </w:pPr>
+      <w:r>
+        <w:rPr>
+          <w:b/>
+          <w:bCs/>
+        </w:rPr>
+        <w:t>Git</w:t>
+      </w:r>
+    </w:p>
+    <w:p>
+      <w:pPr>
+        <w:numPr>
+          <w:ilvl w:val="0"/>
+          <w:numId w:val="15"/>
+        </w:numPr>
+        <w:rPr>
+          <w:b/>
+          <w:bCs/>
+        </w:rPr>
+      </w:pPr>
+      <w:r>
+        <w:rPr>
+          <w:b/>
+          <w:bCs/>
+        </w:rPr>
+        <w:t>GitHub</w:t>
+      </w:r>
+    </w:p>
+    <w:p>
+      <w:pPr>
+        <w:numPr>
+          <w:ilvl w:val="0"/>
+          <w:numId w:val="15"/>
+        </w:numPr>
+        <w:rPr>
+          <w:b/>
+          <w:bCs/>
+        </w:rPr>
+      </w:pPr>
+      <w:r>
+        <w:rPr>
+          <w:b/>
+          <w:bCs/>
+        </w:rPr>
+        <w:t>Docker</w:t>
+      </w:r>
+    </w:p>
+    <w:p>
+      <w:pPr>
+        <w:numPr>
+          <w:ilvl w:val="0"/>
+          <w:numId w:val="15"/>
+        </w:numPr>
+        <w:rPr>
+          <w:b/>
+          <w:bCs/>
+        </w:rPr>
+      </w:pPr>
+      <w:r>
+        <w:rPr>
+          <w:b/>
+          <w:bCs/>
+        </w:rPr>
+        <w:t>Playwright</w:t>
+      </w:r>
+    </w:p>
+    <w:p>
+      <w:pPr>
+        <w:numPr>
+          <w:ilvl w:val="0"/>
+          <w:numId w:val="15"/>
+        </w:numPr>
+        <w:rPr>
+          <w:b/>
+          <w:bCs/>
+        </w:rPr>
+      </w:pPr>
+      <w:proofErr w:type="spellStart"/>
+      <w:r>
+        <w:rPr>
+          <w:b/>
+          <w:bCs/>
+        </w:rPr>
+        <w:t>Cloudinary</w:t>
+      </w:r>
+      <w:proofErr w:type="spellEnd"/>
+    </w:p>
+    <w:p>
+      <w:pPr>
+        <w:numPr>
+          <w:ilvl w:val="0"/>
+          <w:numId w:val="15"/>
+        </w:numPr>
+        <w:rPr>
+          <w:b/>
+          <w:bCs/>
+        </w:rPr>
+      </w:pPr>
+      <w:proofErr w:type="spellStart"/>
+      <w:r>
+        <w:rPr>
+          <w:b/>
+          <w:bCs/>
+        </w:rPr>
+        <w:t>Vercel</w:t>
+      </w:r>
+      <w:proofErr w:type="spellEnd"/>
+    </w:p>
+    <w:p>
+      <w:pPr>
+        <w:numPr>
+          <w:ilvl w:val="0"/>
+          <w:numId w:val="15"/>
+        </w:numPr>
+        <w:rPr>
+          <w:b/>
+          <w:bCs/>
+        </w:rPr>
+      </w:pPr>
+      <w:r>
+        <w:rPr>
+          <w:b/>
+          <w:bCs/>
+        </w:rPr>
+        <w:t>Render</w:t>
+      </w:r>
+    </w:p>
+    <w:p>
+      <w:pPr>
+        <w:numPr>
+          <w:ilvl w:val="0"/>
+          <w:numId w:val="15"/>
+        </w:numPr>
+        <w:rPr>
+          <w:b/>
+          <w:bCs/>
+        </w:rPr>
+      </w:pPr>
+      <w:r>
+        <w:rPr>
+          <w:b/>
+          <w:bCs/>
+        </w:rPr>
+        <w:t>Figma</w:t>
+      </w:r>
+    </w:p>
+    <w:p>
+      <w:pPr>
+        <w:rPr>
+          <w:b/>
+          <w:bCs/>
+        </w:rPr>
+      </w:pPr>
+      <w:r>
+        <w:rPr>
+          <w:b/>
+          <w:bCs/>
+        </w:rPr>
+        <w:pict w14:anchorId="1A6ABA9D">
+          <v:rect id="_x0000_i1120" style="width:0;height:1.5pt" o:hralign="center" o:hrstd="t" o:hr="t" fillcolor="#a0a0a0" stroked="f"/>
         </w:pict>
       </w:r>
     </w:p>
@@ -555,33 +1372,48 @@
           <w:b/>
           <w:bCs/>
         </w:rPr>
-        <w:t>Diploma in Software Engineering NIIT — 2023–2025</w:t>
-      </w:r>
-    </w:p>
-    <w:p>
-      <w:pPr>
-        <w:rPr>
-          <w:b/>
-          <w:bCs/>
-        </w:rPr>
-      </w:pPr>
-      <w:r>
-        <w:rPr>
-          <w:b/>
-          <w:bCs/>
-        </w:rPr>
-        <w:t>FSLC The Legend College — 2017–2022</w:t>
-      </w:r>
-    </w:p>
-    <w:p>
-      <w:pPr>
-        <w:rPr>
-          <w:b/>
-          <w:bCs/>
-        </w:rPr>
-      </w:pPr>
-    </w:p>
-    <w:p/>
+        <w:lastRenderedPageBreak/>
+        <w:t>Diploma in Software Engineering</w:t>
+      </w:r>
+      <w:r>
+        <w:rPr>
+          <w:b/>
+          <w:bCs/>
+        </w:rPr>
+        <w:br/>
+        <w:t>NIIT | 2023 – 2025</w:t>
+      </w:r>
+    </w:p>
+    <w:p>
+      <w:pPr>
+        <w:rPr>
+          <w:b/>
+          <w:bCs/>
+        </w:rPr>
+      </w:pPr>
+      <w:r>
+        <w:rPr>
+          <w:b/>
+          <w:bCs/>
+        </w:rPr>
+        <w:t>Senior Secondary Education</w:t>
+      </w:r>
+      <w:r>
+        <w:rPr>
+          <w:b/>
+          <w:bCs/>
+        </w:rPr>
+        <w:br/>
+        <w:t>The Legend College | 2017 – 2022</w:t>
+      </w:r>
+      <w:r>
+        <w:rPr>
+          <w:b/>
+          <w:bCs/>
+        </w:rPr>
+        <w:tab/>
+      </w:r>
+    </w:p>
     <w:sectPr>
       <w:pgSz w:w="11906" w:h="16838"/>
       <w:pgMar w:top="1440" w:right="1440" w:bottom="1440" w:left="1440" w:header="708" w:footer="708" w:gutter="0"/>
@@ -595,6 +1427,155 @@
 <file path=word/numbering.xml><?xml version="1.0" encoding="utf-8"?>
 <w:numbering xmlns:wpc="http://schemas.microsoft.com/office/word/2010/wordprocessingCanvas" xmlns:cx="http://schemas.microsoft.com/office/drawing/2014/chartex" xmlns:cx1="http://schemas.microsoft.com/office/drawing/2015/9/8/chartex" xmlns:cx2="http://schemas.microsoft.com/office/drawing/2015/10/21/chartex" xmlns:cx3="http://schemas.microsoft.com/office/drawing/2016/5/9/chartex" xmlns:cx4="http://schemas.microsoft.com/office/drawing/2016/5/10/chartex" xmlns:cx5="http://schemas.microsoft.com/office/drawing/2016/5/11/chartex" xmlns:cx6="http://schemas.microsoft.com/office/drawing/2016/5/12/chartex" xmlns:cx7="http://schemas.microsoft.com/office/drawing/2016/5/13/chartex" xmlns:cx8="http://schemas.microsoft.com/office/drawing/2016/5/14/chartex" xmlns:mc="http://schemas.openxmlformats.org/markup-compatibility/2006" xmlns:aink="http://schemas.microsoft.com/office/drawing/2016/ink" xmlns:am3d="http://schemas.microsoft.com/office/drawing/2017/model3d" xmlns:o="urn:schemas-microsoft-com:office:office" xmlns:oel="http://schemas.microsoft.com/office/2019/extlst" xmlns:r="http://schemas.openxmlformats.org/officeDocument/2006/relationships" xmlns:m="http://schemas.openxmlformats.org/officeDocument/2006/math" xmlns:v="urn:schemas-microsoft-com:vml" xmlns:wp14="http://schemas.microsoft.com/office/word/2010/wordprocessingDrawing" xmlns:wp="http://schemas.openxmlformats.org/drawingml/2006/wordprocessingDrawing" xmlns:w10="urn:schemas-microsoft-com:office:word" xmlns:w="http://schemas.openxmlformats.org/wordprocessingml/2006/main" xmlns:w14="http://schemas.microsoft.com/office/word/2010/wordml" xmlns:w15="http://schemas.microsoft.com/office/word/2012/wordml" xmlns:w16cex="http://schemas.microsoft.com/office/word/2018/wordml/cex" xmlns:w16cid="http://schemas.microsoft.com/office/word/2016/wordml/cid" xmlns:w16="http://schemas.microsoft.com/office/word/2018/wordml" xmlns:w16du="http://schemas.microsoft.com/office/word/2023/wordml/word16du" xmlns:w16sdtdh="http://schemas.microsoft.com/office/word/2020/wordml/sdtdatahash" xmlns:w16sdtfl="http://schemas.microsoft.com/office/word/2024/wordml/sdtformatlock" xmlns:w16se="http://schemas.microsoft.com/office/word/2015/wordml/symex" xmlns:wpg="http://schemas.microsoft.com/office/word/2010/wordprocessingGroup" xmlns:wpi="http://schemas.microsoft.com/office/word/2010/wordprocessingInk" xmlns:wne="http://schemas.microsoft.com/office/word/2006/wordml" xmlns:wps="http://schemas.microsoft.com/office/word/2010/wordprocessingShape" mc:Ignorable="w14 w15 w16se w16cid w16 w16cex w16sdtdh w16sdtfl w16du wp14">
   <w:abstractNum w:abstractNumId="0" w15:restartNumberingAfterBreak="0">
+    <w:nsid w:val="1D9E0018"/>
+    <w:multiLevelType w:val="multilevel"/>
+    <w:tmpl w:val="91FE6084"/>
+    <w:lvl w:ilvl="0">
+      <w:start w:val="1"/>
+      <w:numFmt w:val="bullet"/>
+      <w:lvlText w:val=""/>
+      <w:lvlJc w:val="left"/>
+      <w:pPr>
+        <w:tabs>
+          <w:tab w:val="num" w:pos="720"/>
+        </w:tabs>
+        <w:ind w:left="720" w:hanging="360"/>
+      </w:pPr>
+      <w:rPr>
+        <w:rFonts w:ascii="Symbol" w:hAnsi="Symbol" w:hint="default"/>
+        <w:sz w:val="20"/>
+      </w:rPr>
+    </w:lvl>
+    <w:lvl w:ilvl="1" w:tentative="1">
+      <w:start w:val="1"/>
+      <w:numFmt w:val="bullet"/>
+      <w:lvlText w:val="o"/>
+      <w:lvlJc w:val="left"/>
+      <w:pPr>
+        <w:tabs>
+          <w:tab w:val="num" w:pos="1440"/>
+        </w:tabs>
+        <w:ind w:left="1440" w:hanging="360"/>
+      </w:pPr>
+      <w:rPr>
+        <w:rFonts w:ascii="Courier New" w:hAnsi="Courier New" w:hint="default"/>
+        <w:sz w:val="20"/>
+      </w:rPr>
+    </w:lvl>
+    <w:lvl w:ilvl="2" w:tentative="1">
+      <w:start w:val="1"/>
+      <w:numFmt w:val="bullet"/>
+      <w:lvlText w:val=""/>
+      <w:lvlJc w:val="left"/>
+      <w:pPr>
+        <w:tabs>
+          <w:tab w:val="num" w:pos="2160"/>
+        </w:tabs>
+        <w:ind w:left="2160" w:hanging="360"/>
+      </w:pPr>
+      <w:rPr>
+        <w:rFonts w:ascii="Wingdings" w:hAnsi="Wingdings" w:hint="default"/>
+        <w:sz w:val="20"/>
+      </w:rPr>
+    </w:lvl>
+    <w:lvl w:ilvl="3" w:tentative="1">
+      <w:start w:val="1"/>
+      <w:numFmt w:val="bullet"/>
+      <w:lvlText w:val=""/>
+      <w:lvlJc w:val="left"/>
+      <w:pPr>
+        <w:tabs>
+          <w:tab w:val="num" w:pos="2880"/>
+        </w:tabs>
+        <w:ind w:left="2880" w:hanging="360"/>
+      </w:pPr>
+      <w:rPr>
+        <w:rFonts w:ascii="Wingdings" w:hAnsi="Wingdings" w:hint="default"/>
+        <w:sz w:val="20"/>
+      </w:rPr>
+    </w:lvl>
+    <w:lvl w:ilvl="4" w:tentative="1">
+      <w:start w:val="1"/>
+      <w:numFmt w:val="bullet"/>
+      <w:lvlText w:val=""/>
+      <w:lvlJc w:val="left"/>
+      <w:pPr>
+        <w:tabs>
+          <w:tab w:val="num" w:pos="3600"/>
+        </w:tabs>
+        <w:ind w:left="3600" w:hanging="360"/>
+      </w:pPr>
+      <w:rPr>
+        <w:rFonts w:ascii="Wingdings" w:hAnsi="Wingdings" w:hint="default"/>
+        <w:sz w:val="20"/>
+      </w:rPr>
+    </w:lvl>
+    <w:lvl w:ilvl="5" w:tentative="1">
+      <w:start w:val="1"/>
+      <w:numFmt w:val="bullet"/>
+      <w:lvlText w:val=""/>
+      <w:lvlJc w:val="left"/>
+      <w:pPr>
+        <w:tabs>
+          <w:tab w:val="num" w:pos="4320"/>
+        </w:tabs>
+        <w:ind w:left="4320" w:hanging="360"/>
+      </w:pPr>
+      <w:rPr>
+        <w:rFonts w:ascii="Wingdings" w:hAnsi="Wingdings" w:hint="default"/>
+        <w:sz w:val="20"/>
+      </w:rPr>
+    </w:lvl>
+    <w:lvl w:ilvl="6" w:tentative="1">
+      <w:start w:val="1"/>
+      <w:numFmt w:val="bullet"/>
+      <w:lvlText w:val=""/>
+      <w:lvlJc w:val="left"/>
+      <w:pPr>
+        <w:tabs>
+          <w:tab w:val="num" w:pos="5040"/>
+        </w:tabs>
+        <w:ind w:left="5040" w:hanging="360"/>
+      </w:pPr>
+      <w:rPr>
+        <w:rFonts w:ascii="Wingdings" w:hAnsi="Wingdings" w:hint="default"/>
+        <w:sz w:val="20"/>
+      </w:rPr>
+    </w:lvl>
+    <w:lvl w:ilvl="7" w:tentative="1">
+      <w:start w:val="1"/>
+      <w:numFmt w:val="bullet"/>
+      <w:lvlText w:val=""/>
+      <w:lvlJc w:val="left"/>
+      <w:pPr>
+        <w:tabs>
+          <w:tab w:val="num" w:pos="5760"/>
+        </w:tabs>
+        <w:ind w:left="5760" w:hanging="360"/>
+      </w:pPr>
+      <w:rPr>
+        <w:rFonts w:ascii="Wingdings" w:hAnsi="Wingdings" w:hint="default"/>
+        <w:sz w:val="20"/>
+      </w:rPr>
+    </w:lvl>
+    <w:lvl w:ilvl="8" w:tentative="1">
+      <w:start w:val="1"/>
+      <w:numFmt w:val="bullet"/>
+      <w:lvlText w:val=""/>
+      <w:lvlJc w:val="left"/>
+      <w:pPr>
+        <w:tabs>
+          <w:tab w:val="num" w:pos="6480"/>
+        </w:tabs>
+        <w:ind w:left="6480" w:hanging="360"/>
+      </w:pPr>
+      <w:rPr>
+        <w:rFonts w:ascii="Wingdings" w:hAnsi="Wingdings" w:hint="default"/>
+        <w:sz w:val="20"/>
+      </w:rPr>
+    </w:lvl>
+  </w:abstractNum>
+  <w:abstractNum w:abstractNumId="1" w15:restartNumberingAfterBreak="0">
     <w:nsid w:val="268321B6"/>
     <w:multiLevelType w:val="multilevel"/>
     <w:tmpl w:val="DAE4EEC2"/>
@@ -743,7 +1724,305 @@
       </w:rPr>
     </w:lvl>
   </w:abstractNum>
-  <w:abstractNum w:abstractNumId="1" w15:restartNumberingAfterBreak="0">
+  <w:abstractNum w:abstractNumId="2" w15:restartNumberingAfterBreak="0">
+    <w:nsid w:val="2E6234A8"/>
+    <w:multiLevelType w:val="multilevel"/>
+    <w:tmpl w:val="94A4C382"/>
+    <w:lvl w:ilvl="0">
+      <w:start w:val="1"/>
+      <w:numFmt w:val="bullet"/>
+      <w:lvlText w:val=""/>
+      <w:lvlJc w:val="left"/>
+      <w:pPr>
+        <w:tabs>
+          <w:tab w:val="num" w:pos="720"/>
+        </w:tabs>
+        <w:ind w:left="720" w:hanging="360"/>
+      </w:pPr>
+      <w:rPr>
+        <w:rFonts w:ascii="Symbol" w:hAnsi="Symbol" w:hint="default"/>
+        <w:sz w:val="20"/>
+      </w:rPr>
+    </w:lvl>
+    <w:lvl w:ilvl="1" w:tentative="1">
+      <w:start w:val="1"/>
+      <w:numFmt w:val="bullet"/>
+      <w:lvlText w:val="o"/>
+      <w:lvlJc w:val="left"/>
+      <w:pPr>
+        <w:tabs>
+          <w:tab w:val="num" w:pos="1440"/>
+        </w:tabs>
+        <w:ind w:left="1440" w:hanging="360"/>
+      </w:pPr>
+      <w:rPr>
+        <w:rFonts w:ascii="Courier New" w:hAnsi="Courier New" w:hint="default"/>
+        <w:sz w:val="20"/>
+      </w:rPr>
+    </w:lvl>
+    <w:lvl w:ilvl="2" w:tentative="1">
+      <w:start w:val="1"/>
+      <w:numFmt w:val="bullet"/>
+      <w:lvlText w:val=""/>
+      <w:lvlJc w:val="left"/>
+      <w:pPr>
+        <w:tabs>
+          <w:tab w:val="num" w:pos="2160"/>
+        </w:tabs>
+        <w:ind w:left="2160" w:hanging="360"/>
+      </w:pPr>
+      <w:rPr>
+        <w:rFonts w:ascii="Wingdings" w:hAnsi="Wingdings" w:hint="default"/>
+        <w:sz w:val="20"/>
+      </w:rPr>
+    </w:lvl>
+    <w:lvl w:ilvl="3" w:tentative="1">
+      <w:start w:val="1"/>
+      <w:numFmt w:val="bullet"/>
+      <w:lvlText w:val=""/>
+      <w:lvlJc w:val="left"/>
+      <w:pPr>
+        <w:tabs>
+          <w:tab w:val="num" w:pos="2880"/>
+        </w:tabs>
+        <w:ind w:left="2880" w:hanging="360"/>
+      </w:pPr>
+      <w:rPr>
+        <w:rFonts w:ascii="Wingdings" w:hAnsi="Wingdings" w:hint="default"/>
+        <w:sz w:val="20"/>
+      </w:rPr>
+    </w:lvl>
+    <w:lvl w:ilvl="4" w:tentative="1">
+      <w:start w:val="1"/>
+      <w:numFmt w:val="bullet"/>
+      <w:lvlText w:val=""/>
+      <w:lvlJc w:val="left"/>
+      <w:pPr>
+        <w:tabs>
+          <w:tab w:val="num" w:pos="3600"/>
+        </w:tabs>
+        <w:ind w:left="3600" w:hanging="360"/>
+      </w:pPr>
+      <w:rPr>
+        <w:rFonts w:ascii="Wingdings" w:hAnsi="Wingdings" w:hint="default"/>
+        <w:sz w:val="20"/>
+      </w:rPr>
+    </w:lvl>
+    <w:lvl w:ilvl="5" w:tentative="1">
+      <w:start w:val="1"/>
+      <w:numFmt w:val="bullet"/>
+      <w:lvlText w:val=""/>
+      <w:lvlJc w:val="left"/>
+      <w:pPr>
+        <w:tabs>
+          <w:tab w:val="num" w:pos="4320"/>
+        </w:tabs>
+        <w:ind w:left="4320" w:hanging="360"/>
+      </w:pPr>
+      <w:rPr>
+        <w:rFonts w:ascii="Wingdings" w:hAnsi="Wingdings" w:hint="default"/>
+        <w:sz w:val="20"/>
+      </w:rPr>
+    </w:lvl>
+    <w:lvl w:ilvl="6" w:tentative="1">
+      <w:start w:val="1"/>
+      <w:numFmt w:val="bullet"/>
+      <w:lvlText w:val=""/>
+      <w:lvlJc w:val="left"/>
+      <w:pPr>
+        <w:tabs>
+          <w:tab w:val="num" w:pos="5040"/>
+        </w:tabs>
+        <w:ind w:left="5040" w:hanging="360"/>
+      </w:pPr>
+      <w:rPr>
+        <w:rFonts w:ascii="Wingdings" w:hAnsi="Wingdings" w:hint="default"/>
+        <w:sz w:val="20"/>
+      </w:rPr>
+    </w:lvl>
+    <w:lvl w:ilvl="7" w:tentative="1">
+      <w:start w:val="1"/>
+      <w:numFmt w:val="bullet"/>
+      <w:lvlText w:val=""/>
+      <w:lvlJc w:val="left"/>
+      <w:pPr>
+        <w:tabs>
+          <w:tab w:val="num" w:pos="5760"/>
+        </w:tabs>
+        <w:ind w:left="5760" w:hanging="360"/>
+      </w:pPr>
+      <w:rPr>
+        <w:rFonts w:ascii="Wingdings" w:hAnsi="Wingdings" w:hint="default"/>
+        <w:sz w:val="20"/>
+      </w:rPr>
+    </w:lvl>
+    <w:lvl w:ilvl="8" w:tentative="1">
+      <w:start w:val="1"/>
+      <w:numFmt w:val="bullet"/>
+      <w:lvlText w:val=""/>
+      <w:lvlJc w:val="left"/>
+      <w:pPr>
+        <w:tabs>
+          <w:tab w:val="num" w:pos="6480"/>
+        </w:tabs>
+        <w:ind w:left="6480" w:hanging="360"/>
+      </w:pPr>
+      <w:rPr>
+        <w:rFonts w:ascii="Wingdings" w:hAnsi="Wingdings" w:hint="default"/>
+        <w:sz w:val="20"/>
+      </w:rPr>
+    </w:lvl>
+  </w:abstractNum>
+  <w:abstractNum w:abstractNumId="3" w15:restartNumberingAfterBreak="0">
+    <w:nsid w:val="3070635F"/>
+    <w:multiLevelType w:val="multilevel"/>
+    <w:tmpl w:val="1FE4BFC4"/>
+    <w:lvl w:ilvl="0">
+      <w:start w:val="1"/>
+      <w:numFmt w:val="bullet"/>
+      <w:lvlText w:val=""/>
+      <w:lvlJc w:val="left"/>
+      <w:pPr>
+        <w:tabs>
+          <w:tab w:val="num" w:pos="720"/>
+        </w:tabs>
+        <w:ind w:left="720" w:hanging="360"/>
+      </w:pPr>
+      <w:rPr>
+        <w:rFonts w:ascii="Symbol" w:hAnsi="Symbol" w:hint="default"/>
+        <w:sz w:val="20"/>
+      </w:rPr>
+    </w:lvl>
+    <w:lvl w:ilvl="1" w:tentative="1">
+      <w:start w:val="1"/>
+      <w:numFmt w:val="bullet"/>
+      <w:lvlText w:val="o"/>
+      <w:lvlJc w:val="left"/>
+      <w:pPr>
+        <w:tabs>
+          <w:tab w:val="num" w:pos="1440"/>
+        </w:tabs>
+        <w:ind w:left="1440" w:hanging="360"/>
+      </w:pPr>
+      <w:rPr>
+        <w:rFonts w:ascii="Courier New" w:hAnsi="Courier New" w:hint="default"/>
+        <w:sz w:val="20"/>
+      </w:rPr>
+    </w:lvl>
+    <w:lvl w:ilvl="2" w:tentative="1">
+      <w:start w:val="1"/>
+      <w:numFmt w:val="bullet"/>
+      <w:lvlText w:val=""/>
+      <w:lvlJc w:val="left"/>
+      <w:pPr>
+        <w:tabs>
+          <w:tab w:val="num" w:pos="2160"/>
+        </w:tabs>
+        <w:ind w:left="2160" w:hanging="360"/>
+      </w:pPr>
+      <w:rPr>
+        <w:rFonts w:ascii="Wingdings" w:hAnsi="Wingdings" w:hint="default"/>
+        <w:sz w:val="20"/>
+      </w:rPr>
+    </w:lvl>
+    <w:lvl w:ilvl="3" w:tentative="1">
+      <w:start w:val="1"/>
+      <w:numFmt w:val="bullet"/>
+      <w:lvlText w:val=""/>
+      <w:lvlJc w:val="left"/>
+      <w:pPr>
+        <w:tabs>
+          <w:tab w:val="num" w:pos="2880"/>
+        </w:tabs>
+        <w:ind w:left="2880" w:hanging="360"/>
+      </w:pPr>
+      <w:rPr>
+        <w:rFonts w:ascii="Wingdings" w:hAnsi="Wingdings" w:hint="default"/>
+        <w:sz w:val="20"/>
+      </w:rPr>
+    </w:lvl>
+    <w:lvl w:ilvl="4" w:tentative="1">
+      <w:start w:val="1"/>
+      <w:numFmt w:val="bullet"/>
+      <w:lvlText w:val=""/>
+      <w:lvlJc w:val="left"/>
+      <w:pPr>
+        <w:tabs>
+          <w:tab w:val="num" w:pos="3600"/>
+        </w:tabs>
+        <w:ind w:left="3600" w:hanging="360"/>
+      </w:pPr>
+      <w:rPr>
+        <w:rFonts w:ascii="Wingdings" w:hAnsi="Wingdings" w:hint="default"/>
+        <w:sz w:val="20"/>
+      </w:rPr>
+    </w:lvl>
+    <w:lvl w:ilvl="5" w:tentative="1">
+      <w:start w:val="1"/>
+      <w:numFmt w:val="bullet"/>
+      <w:lvlText w:val=""/>
+      <w:lvlJc w:val="left"/>
+      <w:pPr>
+        <w:tabs>
+          <w:tab w:val="num" w:pos="4320"/>
+        </w:tabs>
+        <w:ind w:left="4320" w:hanging="360"/>
+      </w:pPr>
+      <w:rPr>
+        <w:rFonts w:ascii="Wingdings" w:hAnsi="Wingdings" w:hint="default"/>
+        <w:sz w:val="20"/>
+      </w:rPr>
+    </w:lvl>
+    <w:lvl w:ilvl="6" w:tentative="1">
+      <w:start w:val="1"/>
+      <w:numFmt w:val="bullet"/>
+      <w:lvlText w:val=""/>
+      <w:lvlJc w:val="left"/>
+      <w:pPr>
+        <w:tabs>
+          <w:tab w:val="num" w:pos="5040"/>
+        </w:tabs>
+        <w:ind w:left="5040" w:hanging="360"/>
+      </w:pPr>
+      <w:rPr>
+        <w:rFonts w:ascii="Wingdings" w:hAnsi="Wingdings" w:hint="default"/>
+        <w:sz w:val="20"/>
+      </w:rPr>
+    </w:lvl>
+    <w:lvl w:ilvl="7" w:tentative="1">
+      <w:start w:val="1"/>
+      <w:numFmt w:val="bullet"/>
+      <w:lvlText w:val=""/>
+      <w:lvlJc w:val="left"/>
+      <w:pPr>
+        <w:tabs>
+          <w:tab w:val="num" w:pos="5760"/>
+        </w:tabs>
+        <w:ind w:left="5760" w:hanging="360"/>
+      </w:pPr>
+      <w:rPr>
+        <w:rFonts w:ascii="Wingdings" w:hAnsi="Wingdings" w:hint="default"/>
+        <w:sz w:val="20"/>
+      </w:rPr>
+    </w:lvl>
+    <w:lvl w:ilvl="8" w:tentative="1">
+      <w:start w:val="1"/>
+      <w:numFmt w:val="bullet"/>
+      <w:lvlText w:val=""/>
+      <w:lvlJc w:val="left"/>
+      <w:pPr>
+        <w:tabs>
+          <w:tab w:val="num" w:pos="6480"/>
+        </w:tabs>
+        <w:ind w:left="6480" w:hanging="360"/>
+      </w:pPr>
+      <w:rPr>
+        <w:rFonts w:ascii="Wingdings" w:hAnsi="Wingdings" w:hint="default"/>
+        <w:sz w:val="20"/>
+      </w:rPr>
+    </w:lvl>
+  </w:abstractNum>
+  <w:abstractNum w:abstractNumId="4" w15:restartNumberingAfterBreak="0">
     <w:nsid w:val="45936A72"/>
     <w:multiLevelType w:val="multilevel"/>
     <w:tmpl w:val="B62C2D28"/>
@@ -892,7 +2171,7 @@
       </w:rPr>
     </w:lvl>
   </w:abstractNum>
-  <w:abstractNum w:abstractNumId="2" w15:restartNumberingAfterBreak="0">
+  <w:abstractNum w:abstractNumId="5" w15:restartNumberingAfterBreak="0">
     <w:nsid w:val="49766605"/>
     <w:multiLevelType w:val="multilevel"/>
     <w:tmpl w:val="26D2CBFA"/>
@@ -1041,7 +2320,7 @@
       </w:rPr>
     </w:lvl>
   </w:abstractNum>
-  <w:abstractNum w:abstractNumId="3" w15:restartNumberingAfterBreak="0">
+  <w:abstractNum w:abstractNumId="6" w15:restartNumberingAfterBreak="0">
     <w:nsid w:val="4F511730"/>
     <w:multiLevelType w:val="multilevel"/>
     <w:tmpl w:val="7DF23CF6"/>
@@ -1190,7 +2469,454 @@
       </w:rPr>
     </w:lvl>
   </w:abstractNum>
-  <w:abstractNum w:abstractNumId="4" w15:restartNumberingAfterBreak="0">
+  <w:abstractNum w:abstractNumId="7" w15:restartNumberingAfterBreak="0">
+    <w:nsid w:val="50AD489D"/>
+    <w:multiLevelType w:val="multilevel"/>
+    <w:tmpl w:val="C7B28924"/>
+    <w:lvl w:ilvl="0">
+      <w:start w:val="1"/>
+      <w:numFmt w:val="bullet"/>
+      <w:lvlText w:val=""/>
+      <w:lvlJc w:val="left"/>
+      <w:pPr>
+        <w:tabs>
+          <w:tab w:val="num" w:pos="720"/>
+        </w:tabs>
+        <w:ind w:left="720" w:hanging="360"/>
+      </w:pPr>
+      <w:rPr>
+        <w:rFonts w:ascii="Symbol" w:hAnsi="Symbol" w:hint="default"/>
+        <w:sz w:val="20"/>
+      </w:rPr>
+    </w:lvl>
+    <w:lvl w:ilvl="1" w:tentative="1">
+      <w:start w:val="1"/>
+      <w:numFmt w:val="bullet"/>
+      <w:lvlText w:val="o"/>
+      <w:lvlJc w:val="left"/>
+      <w:pPr>
+        <w:tabs>
+          <w:tab w:val="num" w:pos="1440"/>
+        </w:tabs>
+        <w:ind w:left="1440" w:hanging="360"/>
+      </w:pPr>
+      <w:rPr>
+        <w:rFonts w:ascii="Courier New" w:hAnsi="Courier New" w:hint="default"/>
+        <w:sz w:val="20"/>
+      </w:rPr>
+    </w:lvl>
+    <w:lvl w:ilvl="2" w:tentative="1">
+      <w:start w:val="1"/>
+      <w:numFmt w:val="bullet"/>
+      <w:lvlText w:val=""/>
+      <w:lvlJc w:val="left"/>
+      <w:pPr>
+        <w:tabs>
+          <w:tab w:val="num" w:pos="2160"/>
+        </w:tabs>
+        <w:ind w:left="2160" w:hanging="360"/>
+      </w:pPr>
+      <w:rPr>
+        <w:rFonts w:ascii="Wingdings" w:hAnsi="Wingdings" w:hint="default"/>
+        <w:sz w:val="20"/>
+      </w:rPr>
+    </w:lvl>
+    <w:lvl w:ilvl="3" w:tentative="1">
+      <w:start w:val="1"/>
+      <w:numFmt w:val="bullet"/>
+      <w:lvlText w:val=""/>
+      <w:lvlJc w:val="left"/>
+      <w:pPr>
+        <w:tabs>
+          <w:tab w:val="num" w:pos="2880"/>
+        </w:tabs>
+        <w:ind w:left="2880" w:hanging="360"/>
+      </w:pPr>
+      <w:rPr>
+        <w:rFonts w:ascii="Wingdings" w:hAnsi="Wingdings" w:hint="default"/>
+        <w:sz w:val="20"/>
+      </w:rPr>
+    </w:lvl>
+    <w:lvl w:ilvl="4" w:tentative="1">
+      <w:start w:val="1"/>
+      <w:numFmt w:val="bullet"/>
+      <w:lvlText w:val=""/>
+      <w:lvlJc w:val="left"/>
+      <w:pPr>
+        <w:tabs>
+          <w:tab w:val="num" w:pos="3600"/>
+        </w:tabs>
+        <w:ind w:left="3600" w:hanging="360"/>
+      </w:pPr>
+      <w:rPr>
+        <w:rFonts w:ascii="Wingdings" w:hAnsi="Wingdings" w:hint="default"/>
+        <w:sz w:val="20"/>
+      </w:rPr>
+    </w:lvl>
+    <w:lvl w:ilvl="5" w:tentative="1">
+      <w:start w:val="1"/>
+      <w:numFmt w:val="bullet"/>
+      <w:lvlText w:val=""/>
+      <w:lvlJc w:val="left"/>
+      <w:pPr>
+        <w:tabs>
+          <w:tab w:val="num" w:pos="4320"/>
+        </w:tabs>
+        <w:ind w:left="4320" w:hanging="360"/>
+      </w:pPr>
+      <w:rPr>
+        <w:rFonts w:ascii="Wingdings" w:hAnsi="Wingdings" w:hint="default"/>
+        <w:sz w:val="20"/>
+      </w:rPr>
+    </w:lvl>
+    <w:lvl w:ilvl="6" w:tentative="1">
+      <w:start w:val="1"/>
+      <w:numFmt w:val="bullet"/>
+      <w:lvlText w:val=""/>
+      <w:lvlJc w:val="left"/>
+      <w:pPr>
+        <w:tabs>
+          <w:tab w:val="num" w:pos="5040"/>
+        </w:tabs>
+        <w:ind w:left="5040" w:hanging="360"/>
+      </w:pPr>
+      <w:rPr>
+        <w:rFonts w:ascii="Wingdings" w:hAnsi="Wingdings" w:hint="default"/>
+        <w:sz w:val="20"/>
+      </w:rPr>
+    </w:lvl>
+    <w:lvl w:ilvl="7" w:tentative="1">
+      <w:start w:val="1"/>
+      <w:numFmt w:val="bullet"/>
+      <w:lvlText w:val=""/>
+      <w:lvlJc w:val="left"/>
+      <w:pPr>
+        <w:tabs>
+          <w:tab w:val="num" w:pos="5760"/>
+        </w:tabs>
+        <w:ind w:left="5760" w:hanging="360"/>
+      </w:pPr>
+      <w:rPr>
+        <w:rFonts w:ascii="Wingdings" w:hAnsi="Wingdings" w:hint="default"/>
+        <w:sz w:val="20"/>
+      </w:rPr>
+    </w:lvl>
+    <w:lvl w:ilvl="8" w:tentative="1">
+      <w:start w:val="1"/>
+      <w:numFmt w:val="bullet"/>
+      <w:lvlText w:val=""/>
+      <w:lvlJc w:val="left"/>
+      <w:pPr>
+        <w:tabs>
+          <w:tab w:val="num" w:pos="6480"/>
+        </w:tabs>
+        <w:ind w:left="6480" w:hanging="360"/>
+      </w:pPr>
+      <w:rPr>
+        <w:rFonts w:ascii="Wingdings" w:hAnsi="Wingdings" w:hint="default"/>
+        <w:sz w:val="20"/>
+      </w:rPr>
+    </w:lvl>
+  </w:abstractNum>
+  <w:abstractNum w:abstractNumId="8" w15:restartNumberingAfterBreak="0">
+    <w:nsid w:val="50B7502D"/>
+    <w:multiLevelType w:val="multilevel"/>
+    <w:tmpl w:val="2D56C25A"/>
+    <w:lvl w:ilvl="0">
+      <w:start w:val="1"/>
+      <w:numFmt w:val="bullet"/>
+      <w:lvlText w:val=""/>
+      <w:lvlJc w:val="left"/>
+      <w:pPr>
+        <w:tabs>
+          <w:tab w:val="num" w:pos="720"/>
+        </w:tabs>
+        <w:ind w:left="720" w:hanging="360"/>
+      </w:pPr>
+      <w:rPr>
+        <w:rFonts w:ascii="Symbol" w:hAnsi="Symbol" w:hint="default"/>
+        <w:sz w:val="20"/>
+      </w:rPr>
+    </w:lvl>
+    <w:lvl w:ilvl="1" w:tentative="1">
+      <w:start w:val="1"/>
+      <w:numFmt w:val="bullet"/>
+      <w:lvlText w:val="o"/>
+      <w:lvlJc w:val="left"/>
+      <w:pPr>
+        <w:tabs>
+          <w:tab w:val="num" w:pos="1440"/>
+        </w:tabs>
+        <w:ind w:left="1440" w:hanging="360"/>
+      </w:pPr>
+      <w:rPr>
+        <w:rFonts w:ascii="Courier New" w:hAnsi="Courier New" w:hint="default"/>
+        <w:sz w:val="20"/>
+      </w:rPr>
+    </w:lvl>
+    <w:lvl w:ilvl="2" w:tentative="1">
+      <w:start w:val="1"/>
+      <w:numFmt w:val="bullet"/>
+      <w:lvlText w:val=""/>
+      <w:lvlJc w:val="left"/>
+      <w:pPr>
+        <w:tabs>
+          <w:tab w:val="num" w:pos="2160"/>
+        </w:tabs>
+        <w:ind w:left="2160" w:hanging="360"/>
+      </w:pPr>
+      <w:rPr>
+        <w:rFonts w:ascii="Wingdings" w:hAnsi="Wingdings" w:hint="default"/>
+        <w:sz w:val="20"/>
+      </w:rPr>
+    </w:lvl>
+    <w:lvl w:ilvl="3" w:tentative="1">
+      <w:start w:val="1"/>
+      <w:numFmt w:val="bullet"/>
+      <w:lvlText w:val=""/>
+      <w:lvlJc w:val="left"/>
+      <w:pPr>
+        <w:tabs>
+          <w:tab w:val="num" w:pos="2880"/>
+        </w:tabs>
+        <w:ind w:left="2880" w:hanging="360"/>
+      </w:pPr>
+      <w:rPr>
+        <w:rFonts w:ascii="Wingdings" w:hAnsi="Wingdings" w:hint="default"/>
+        <w:sz w:val="20"/>
+      </w:rPr>
+    </w:lvl>
+    <w:lvl w:ilvl="4" w:tentative="1">
+      <w:start w:val="1"/>
+      <w:numFmt w:val="bullet"/>
+      <w:lvlText w:val=""/>
+      <w:lvlJc w:val="left"/>
+      <w:pPr>
+        <w:tabs>
+          <w:tab w:val="num" w:pos="3600"/>
+        </w:tabs>
+        <w:ind w:left="3600" w:hanging="360"/>
+      </w:pPr>
+      <w:rPr>
+        <w:rFonts w:ascii="Wingdings" w:hAnsi="Wingdings" w:hint="default"/>
+        <w:sz w:val="20"/>
+      </w:rPr>
+    </w:lvl>
+    <w:lvl w:ilvl="5" w:tentative="1">
+      <w:start w:val="1"/>
+      <w:numFmt w:val="bullet"/>
+      <w:lvlText w:val=""/>
+      <w:lvlJc w:val="left"/>
+      <w:pPr>
+        <w:tabs>
+          <w:tab w:val="num" w:pos="4320"/>
+        </w:tabs>
+        <w:ind w:left="4320" w:hanging="360"/>
+      </w:pPr>
+      <w:rPr>
+        <w:rFonts w:ascii="Wingdings" w:hAnsi="Wingdings" w:hint="default"/>
+        <w:sz w:val="20"/>
+      </w:rPr>
+    </w:lvl>
+    <w:lvl w:ilvl="6" w:tentative="1">
+      <w:start w:val="1"/>
+      <w:numFmt w:val="bullet"/>
+      <w:lvlText w:val=""/>
+      <w:lvlJc w:val="left"/>
+      <w:pPr>
+        <w:tabs>
+          <w:tab w:val="num" w:pos="5040"/>
+        </w:tabs>
+        <w:ind w:left="5040" w:hanging="360"/>
+      </w:pPr>
+      <w:rPr>
+        <w:rFonts w:ascii="Wingdings" w:hAnsi="Wingdings" w:hint="default"/>
+        <w:sz w:val="20"/>
+      </w:rPr>
+    </w:lvl>
+    <w:lvl w:ilvl="7" w:tentative="1">
+      <w:start w:val="1"/>
+      <w:numFmt w:val="bullet"/>
+      <w:lvlText w:val=""/>
+      <w:lvlJc w:val="left"/>
+      <w:pPr>
+        <w:tabs>
+          <w:tab w:val="num" w:pos="5760"/>
+        </w:tabs>
+        <w:ind w:left="5760" w:hanging="360"/>
+      </w:pPr>
+      <w:rPr>
+        <w:rFonts w:ascii="Wingdings" w:hAnsi="Wingdings" w:hint="default"/>
+        <w:sz w:val="20"/>
+      </w:rPr>
+    </w:lvl>
+    <w:lvl w:ilvl="8" w:tentative="1">
+      <w:start w:val="1"/>
+      <w:numFmt w:val="bullet"/>
+      <w:lvlText w:val=""/>
+      <w:lvlJc w:val="left"/>
+      <w:pPr>
+        <w:tabs>
+          <w:tab w:val="num" w:pos="6480"/>
+        </w:tabs>
+        <w:ind w:left="6480" w:hanging="360"/>
+      </w:pPr>
+      <w:rPr>
+        <w:rFonts w:ascii="Wingdings" w:hAnsi="Wingdings" w:hint="default"/>
+        <w:sz w:val="20"/>
+      </w:rPr>
+    </w:lvl>
+  </w:abstractNum>
+  <w:abstractNum w:abstractNumId="9" w15:restartNumberingAfterBreak="0">
+    <w:nsid w:val="5466193A"/>
+    <w:multiLevelType w:val="multilevel"/>
+    <w:tmpl w:val="FE4AF290"/>
+    <w:lvl w:ilvl="0">
+      <w:start w:val="1"/>
+      <w:numFmt w:val="bullet"/>
+      <w:lvlText w:val=""/>
+      <w:lvlJc w:val="left"/>
+      <w:pPr>
+        <w:tabs>
+          <w:tab w:val="num" w:pos="720"/>
+        </w:tabs>
+        <w:ind w:left="720" w:hanging="360"/>
+      </w:pPr>
+      <w:rPr>
+        <w:rFonts w:ascii="Symbol" w:hAnsi="Symbol" w:hint="default"/>
+        <w:sz w:val="20"/>
+      </w:rPr>
+    </w:lvl>
+    <w:lvl w:ilvl="1" w:tentative="1">
+      <w:start w:val="1"/>
+      <w:numFmt w:val="bullet"/>
+      <w:lvlText w:val="o"/>
+      <w:lvlJc w:val="left"/>
+      <w:pPr>
+        <w:tabs>
+          <w:tab w:val="num" w:pos="1440"/>
+        </w:tabs>
+        <w:ind w:left="1440" w:hanging="360"/>
+      </w:pPr>
+      <w:rPr>
+        <w:rFonts w:ascii="Courier New" w:hAnsi="Courier New" w:hint="default"/>
+        <w:sz w:val="20"/>
+      </w:rPr>
+    </w:lvl>
+    <w:lvl w:ilvl="2" w:tentative="1">
+      <w:start w:val="1"/>
+      <w:numFmt w:val="bullet"/>
+      <w:lvlText w:val=""/>
+      <w:lvlJc w:val="left"/>
+      <w:pPr>
+        <w:tabs>
+          <w:tab w:val="num" w:pos="2160"/>
+        </w:tabs>
+        <w:ind w:left="2160" w:hanging="360"/>
+      </w:pPr>
+      <w:rPr>
+        <w:rFonts w:ascii="Wingdings" w:hAnsi="Wingdings" w:hint="default"/>
+        <w:sz w:val="20"/>
+      </w:rPr>
+    </w:lvl>
+    <w:lvl w:ilvl="3" w:tentative="1">
+      <w:start w:val="1"/>
+      <w:numFmt w:val="bullet"/>
+      <w:lvlText w:val=""/>
+      <w:lvlJc w:val="left"/>
+      <w:pPr>
+        <w:tabs>
+          <w:tab w:val="num" w:pos="2880"/>
+        </w:tabs>
+        <w:ind w:left="2880" w:hanging="360"/>
+      </w:pPr>
+      <w:rPr>
+        <w:rFonts w:ascii="Wingdings" w:hAnsi="Wingdings" w:hint="default"/>
+        <w:sz w:val="20"/>
+      </w:rPr>
+    </w:lvl>
+    <w:lvl w:ilvl="4" w:tentative="1">
+      <w:start w:val="1"/>
+      <w:numFmt w:val="bullet"/>
+      <w:lvlText w:val=""/>
+      <w:lvlJc w:val="left"/>
+      <w:pPr>
+        <w:tabs>
+          <w:tab w:val="num" w:pos="3600"/>
+        </w:tabs>
+        <w:ind w:left="3600" w:hanging="360"/>
+      </w:pPr>
+      <w:rPr>
+        <w:rFonts w:ascii="Wingdings" w:hAnsi="Wingdings" w:hint="default"/>
+        <w:sz w:val="20"/>
+      </w:rPr>
+    </w:lvl>
+    <w:lvl w:ilvl="5" w:tentative="1">
+      <w:start w:val="1"/>
+      <w:numFmt w:val="bullet"/>
+      <w:lvlText w:val=""/>
+      <w:lvlJc w:val="left"/>
+      <w:pPr>
+        <w:tabs>
+          <w:tab w:val="num" w:pos="4320"/>
+        </w:tabs>
+        <w:ind w:left="4320" w:hanging="360"/>
+      </w:pPr>
+      <w:rPr>
+        <w:rFonts w:ascii="Wingdings" w:hAnsi="Wingdings" w:hint="default"/>
+        <w:sz w:val="20"/>
+      </w:rPr>
+    </w:lvl>
+    <w:lvl w:ilvl="6" w:tentative="1">
+      <w:start w:val="1"/>
+      <w:numFmt w:val="bullet"/>
+      <w:lvlText w:val=""/>
+      <w:lvlJc w:val="left"/>
+      <w:pPr>
+        <w:tabs>
+          <w:tab w:val="num" w:pos="5040"/>
+        </w:tabs>
+        <w:ind w:left="5040" w:hanging="360"/>
+      </w:pPr>
+      <w:rPr>
+        <w:rFonts w:ascii="Wingdings" w:hAnsi="Wingdings" w:hint="default"/>
+        <w:sz w:val="20"/>
+      </w:rPr>
+    </w:lvl>
+    <w:lvl w:ilvl="7" w:tentative="1">
+      <w:start w:val="1"/>
+      <w:numFmt w:val="bullet"/>
+      <w:lvlText w:val=""/>
+      <w:lvlJc w:val="left"/>
+      <w:pPr>
+        <w:tabs>
+          <w:tab w:val="num" w:pos="5760"/>
+        </w:tabs>
+        <w:ind w:left="5760" w:hanging="360"/>
+      </w:pPr>
+      <w:rPr>
+        <w:rFonts w:ascii="Wingdings" w:hAnsi="Wingdings" w:hint="default"/>
+        <w:sz w:val="20"/>
+      </w:rPr>
+    </w:lvl>
+    <w:lvl w:ilvl="8" w:tentative="1">
+      <w:start w:val="1"/>
+      <w:numFmt w:val="bullet"/>
+      <w:lvlText w:val=""/>
+      <w:lvlJc w:val="left"/>
+      <w:pPr>
+        <w:tabs>
+          <w:tab w:val="num" w:pos="6480"/>
+        </w:tabs>
+        <w:ind w:left="6480" w:hanging="360"/>
+      </w:pPr>
+      <w:rPr>
+        <w:rFonts w:ascii="Wingdings" w:hAnsi="Wingdings" w:hint="default"/>
+        <w:sz w:val="20"/>
+      </w:rPr>
+    </w:lvl>
+  </w:abstractNum>
+  <w:abstractNum w:abstractNumId="10" w15:restartNumberingAfterBreak="0">
     <w:nsid w:val="5691346D"/>
     <w:multiLevelType w:val="multilevel"/>
     <w:tmpl w:val="E220A418"/>
@@ -1339,7 +3065,305 @@
       </w:rPr>
     </w:lvl>
   </w:abstractNum>
-  <w:abstractNum w:abstractNumId="5" w15:restartNumberingAfterBreak="0">
+  <w:abstractNum w:abstractNumId="11" w15:restartNumberingAfterBreak="0">
+    <w:nsid w:val="64206254"/>
+    <w:multiLevelType w:val="multilevel"/>
+    <w:tmpl w:val="FD28864A"/>
+    <w:lvl w:ilvl="0">
+      <w:start w:val="1"/>
+      <w:numFmt w:val="bullet"/>
+      <w:lvlText w:val=""/>
+      <w:lvlJc w:val="left"/>
+      <w:pPr>
+        <w:tabs>
+          <w:tab w:val="num" w:pos="720"/>
+        </w:tabs>
+        <w:ind w:left="720" w:hanging="360"/>
+      </w:pPr>
+      <w:rPr>
+        <w:rFonts w:ascii="Symbol" w:hAnsi="Symbol" w:hint="default"/>
+        <w:sz w:val="20"/>
+      </w:rPr>
+    </w:lvl>
+    <w:lvl w:ilvl="1" w:tentative="1">
+      <w:start w:val="1"/>
+      <w:numFmt w:val="bullet"/>
+      <w:lvlText w:val="o"/>
+      <w:lvlJc w:val="left"/>
+      <w:pPr>
+        <w:tabs>
+          <w:tab w:val="num" w:pos="1440"/>
+        </w:tabs>
+        <w:ind w:left="1440" w:hanging="360"/>
+      </w:pPr>
+      <w:rPr>
+        <w:rFonts w:ascii="Courier New" w:hAnsi="Courier New" w:hint="default"/>
+        <w:sz w:val="20"/>
+      </w:rPr>
+    </w:lvl>
+    <w:lvl w:ilvl="2" w:tentative="1">
+      <w:start w:val="1"/>
+      <w:numFmt w:val="bullet"/>
+      <w:lvlText w:val=""/>
+      <w:lvlJc w:val="left"/>
+      <w:pPr>
+        <w:tabs>
+          <w:tab w:val="num" w:pos="2160"/>
+        </w:tabs>
+        <w:ind w:left="2160" w:hanging="360"/>
+      </w:pPr>
+      <w:rPr>
+        <w:rFonts w:ascii="Wingdings" w:hAnsi="Wingdings" w:hint="default"/>
+        <w:sz w:val="20"/>
+      </w:rPr>
+    </w:lvl>
+    <w:lvl w:ilvl="3" w:tentative="1">
+      <w:start w:val="1"/>
+      <w:numFmt w:val="bullet"/>
+      <w:lvlText w:val=""/>
+      <w:lvlJc w:val="left"/>
+      <w:pPr>
+        <w:tabs>
+          <w:tab w:val="num" w:pos="2880"/>
+        </w:tabs>
+        <w:ind w:left="2880" w:hanging="360"/>
+      </w:pPr>
+      <w:rPr>
+        <w:rFonts w:ascii="Wingdings" w:hAnsi="Wingdings" w:hint="default"/>
+        <w:sz w:val="20"/>
+      </w:rPr>
+    </w:lvl>
+    <w:lvl w:ilvl="4" w:tentative="1">
+      <w:start w:val="1"/>
+      <w:numFmt w:val="bullet"/>
+      <w:lvlText w:val=""/>
+      <w:lvlJc w:val="left"/>
+      <w:pPr>
+        <w:tabs>
+          <w:tab w:val="num" w:pos="3600"/>
+        </w:tabs>
+        <w:ind w:left="3600" w:hanging="360"/>
+      </w:pPr>
+      <w:rPr>
+        <w:rFonts w:ascii="Wingdings" w:hAnsi="Wingdings" w:hint="default"/>
+        <w:sz w:val="20"/>
+      </w:rPr>
+    </w:lvl>
+    <w:lvl w:ilvl="5" w:tentative="1">
+      <w:start w:val="1"/>
+      <w:numFmt w:val="bullet"/>
+      <w:lvlText w:val=""/>
+      <w:lvlJc w:val="left"/>
+      <w:pPr>
+        <w:tabs>
+          <w:tab w:val="num" w:pos="4320"/>
+        </w:tabs>
+        <w:ind w:left="4320" w:hanging="360"/>
+      </w:pPr>
+      <w:rPr>
+        <w:rFonts w:ascii="Wingdings" w:hAnsi="Wingdings" w:hint="default"/>
+        <w:sz w:val="20"/>
+      </w:rPr>
+    </w:lvl>
+    <w:lvl w:ilvl="6" w:tentative="1">
+      <w:start w:val="1"/>
+      <w:numFmt w:val="bullet"/>
+      <w:lvlText w:val=""/>
+      <w:lvlJc w:val="left"/>
+      <w:pPr>
+        <w:tabs>
+          <w:tab w:val="num" w:pos="5040"/>
+        </w:tabs>
+        <w:ind w:left="5040" w:hanging="360"/>
+      </w:pPr>
+      <w:rPr>
+        <w:rFonts w:ascii="Wingdings" w:hAnsi="Wingdings" w:hint="default"/>
+        <w:sz w:val="20"/>
+      </w:rPr>
+    </w:lvl>
+    <w:lvl w:ilvl="7" w:tentative="1">
+      <w:start w:val="1"/>
+      <w:numFmt w:val="bullet"/>
+      <w:lvlText w:val=""/>
+      <w:lvlJc w:val="left"/>
+      <w:pPr>
+        <w:tabs>
+          <w:tab w:val="num" w:pos="5760"/>
+        </w:tabs>
+        <w:ind w:left="5760" w:hanging="360"/>
+      </w:pPr>
+      <w:rPr>
+        <w:rFonts w:ascii="Wingdings" w:hAnsi="Wingdings" w:hint="default"/>
+        <w:sz w:val="20"/>
+      </w:rPr>
+    </w:lvl>
+    <w:lvl w:ilvl="8" w:tentative="1">
+      <w:start w:val="1"/>
+      <w:numFmt w:val="bullet"/>
+      <w:lvlText w:val=""/>
+      <w:lvlJc w:val="left"/>
+      <w:pPr>
+        <w:tabs>
+          <w:tab w:val="num" w:pos="6480"/>
+        </w:tabs>
+        <w:ind w:left="6480" w:hanging="360"/>
+      </w:pPr>
+      <w:rPr>
+        <w:rFonts w:ascii="Wingdings" w:hAnsi="Wingdings" w:hint="default"/>
+        <w:sz w:val="20"/>
+      </w:rPr>
+    </w:lvl>
+  </w:abstractNum>
+  <w:abstractNum w:abstractNumId="12" w15:restartNumberingAfterBreak="0">
+    <w:nsid w:val="678B159A"/>
+    <w:multiLevelType w:val="multilevel"/>
+    <w:tmpl w:val="E536C83E"/>
+    <w:lvl w:ilvl="0">
+      <w:start w:val="1"/>
+      <w:numFmt w:val="bullet"/>
+      <w:lvlText w:val=""/>
+      <w:lvlJc w:val="left"/>
+      <w:pPr>
+        <w:tabs>
+          <w:tab w:val="num" w:pos="720"/>
+        </w:tabs>
+        <w:ind w:left="720" w:hanging="360"/>
+      </w:pPr>
+      <w:rPr>
+        <w:rFonts w:ascii="Symbol" w:hAnsi="Symbol" w:hint="default"/>
+        <w:sz w:val="20"/>
+      </w:rPr>
+    </w:lvl>
+    <w:lvl w:ilvl="1" w:tentative="1">
+      <w:start w:val="1"/>
+      <w:numFmt w:val="bullet"/>
+      <w:lvlText w:val="o"/>
+      <w:lvlJc w:val="left"/>
+      <w:pPr>
+        <w:tabs>
+          <w:tab w:val="num" w:pos="1440"/>
+        </w:tabs>
+        <w:ind w:left="1440" w:hanging="360"/>
+      </w:pPr>
+      <w:rPr>
+        <w:rFonts w:ascii="Courier New" w:hAnsi="Courier New" w:hint="default"/>
+        <w:sz w:val="20"/>
+      </w:rPr>
+    </w:lvl>
+    <w:lvl w:ilvl="2" w:tentative="1">
+      <w:start w:val="1"/>
+      <w:numFmt w:val="bullet"/>
+      <w:lvlText w:val=""/>
+      <w:lvlJc w:val="left"/>
+      <w:pPr>
+        <w:tabs>
+          <w:tab w:val="num" w:pos="2160"/>
+        </w:tabs>
+        <w:ind w:left="2160" w:hanging="360"/>
+      </w:pPr>
+      <w:rPr>
+        <w:rFonts w:ascii="Wingdings" w:hAnsi="Wingdings" w:hint="default"/>
+        <w:sz w:val="20"/>
+      </w:rPr>
+    </w:lvl>
+    <w:lvl w:ilvl="3" w:tentative="1">
+      <w:start w:val="1"/>
+      <w:numFmt w:val="bullet"/>
+      <w:lvlText w:val=""/>
+      <w:lvlJc w:val="left"/>
+      <w:pPr>
+        <w:tabs>
+          <w:tab w:val="num" w:pos="2880"/>
+        </w:tabs>
+        <w:ind w:left="2880" w:hanging="360"/>
+      </w:pPr>
+      <w:rPr>
+        <w:rFonts w:ascii="Wingdings" w:hAnsi="Wingdings" w:hint="default"/>
+        <w:sz w:val="20"/>
+      </w:rPr>
+    </w:lvl>
+    <w:lvl w:ilvl="4" w:tentative="1">
+      <w:start w:val="1"/>
+      <w:numFmt w:val="bullet"/>
+      <w:lvlText w:val=""/>
+      <w:lvlJc w:val="left"/>
+      <w:pPr>
+        <w:tabs>
+          <w:tab w:val="num" w:pos="3600"/>
+        </w:tabs>
+        <w:ind w:left="3600" w:hanging="360"/>
+      </w:pPr>
+      <w:rPr>
+        <w:rFonts w:ascii="Wingdings" w:hAnsi="Wingdings" w:hint="default"/>
+        <w:sz w:val="20"/>
+      </w:rPr>
+    </w:lvl>
+    <w:lvl w:ilvl="5" w:tentative="1">
+      <w:start w:val="1"/>
+      <w:numFmt w:val="bullet"/>
+      <w:lvlText w:val=""/>
+      <w:lvlJc w:val="left"/>
+      <w:pPr>
+        <w:tabs>
+          <w:tab w:val="num" w:pos="4320"/>
+        </w:tabs>
+        <w:ind w:left="4320" w:hanging="360"/>
+      </w:pPr>
+      <w:rPr>
+        <w:rFonts w:ascii="Wingdings" w:hAnsi="Wingdings" w:hint="default"/>
+        <w:sz w:val="20"/>
+      </w:rPr>
+    </w:lvl>
+    <w:lvl w:ilvl="6" w:tentative="1">
+      <w:start w:val="1"/>
+      <w:numFmt w:val="bullet"/>
+      <w:lvlText w:val=""/>
+      <w:lvlJc w:val="left"/>
+      <w:pPr>
+        <w:tabs>
+          <w:tab w:val="num" w:pos="5040"/>
+        </w:tabs>
+        <w:ind w:left="5040" w:hanging="360"/>
+      </w:pPr>
+      <w:rPr>
+        <w:rFonts w:ascii="Wingdings" w:hAnsi="Wingdings" w:hint="default"/>
+        <w:sz w:val="20"/>
+      </w:rPr>
+    </w:lvl>
+    <w:lvl w:ilvl="7" w:tentative="1">
+      <w:start w:val="1"/>
+      <w:numFmt w:val="bullet"/>
+      <w:lvlText w:val=""/>
+      <w:lvlJc w:val="left"/>
+      <w:pPr>
+        <w:tabs>
+          <w:tab w:val="num" w:pos="5760"/>
+        </w:tabs>
+        <w:ind w:left="5760" w:hanging="360"/>
+      </w:pPr>
+      <w:rPr>
+        <w:rFonts w:ascii="Wingdings" w:hAnsi="Wingdings" w:hint="default"/>
+        <w:sz w:val="20"/>
+      </w:rPr>
+    </w:lvl>
+    <w:lvl w:ilvl="8" w:tentative="1">
+      <w:start w:val="1"/>
+      <w:numFmt w:val="bullet"/>
+      <w:lvlText w:val=""/>
+      <w:lvlJc w:val="left"/>
+      <w:pPr>
+        <w:tabs>
+          <w:tab w:val="num" w:pos="6480"/>
+        </w:tabs>
+        <w:ind w:left="6480" w:hanging="360"/>
+      </w:pPr>
+      <w:rPr>
+        <w:rFonts w:ascii="Wingdings" w:hAnsi="Wingdings" w:hint="default"/>
+        <w:sz w:val="20"/>
+      </w:rPr>
+    </w:lvl>
+  </w:abstractNum>
+  <w:abstractNum w:abstractNumId="13" w15:restartNumberingAfterBreak="0">
     <w:nsid w:val="6BCF3D88"/>
     <w:multiLevelType w:val="multilevel"/>
     <w:tmpl w:val="BBCAD2A6"/>
@@ -1488,59 +3512,351 @@
       </w:rPr>
     </w:lvl>
   </w:abstractNum>
+  <w:abstractNum w:abstractNumId="14" w15:restartNumberingAfterBreak="0">
+    <w:nsid w:val="6D4B3014"/>
+    <w:multiLevelType w:val="multilevel"/>
+    <w:tmpl w:val="45EAB2D2"/>
+    <w:lvl w:ilvl="0">
+      <w:start w:val="1"/>
+      <w:numFmt w:val="bullet"/>
+      <w:lvlText w:val=""/>
+      <w:lvlJc w:val="left"/>
+      <w:pPr>
+        <w:tabs>
+          <w:tab w:val="num" w:pos="720"/>
+        </w:tabs>
+        <w:ind w:left="720" w:hanging="360"/>
+      </w:pPr>
+      <w:rPr>
+        <w:rFonts w:ascii="Symbol" w:hAnsi="Symbol" w:hint="default"/>
+        <w:sz w:val="20"/>
+      </w:rPr>
+    </w:lvl>
+    <w:lvl w:ilvl="1" w:tentative="1">
+      <w:start w:val="1"/>
+      <w:numFmt w:val="bullet"/>
+      <w:lvlText w:val="o"/>
+      <w:lvlJc w:val="left"/>
+      <w:pPr>
+        <w:tabs>
+          <w:tab w:val="num" w:pos="1440"/>
+        </w:tabs>
+        <w:ind w:left="1440" w:hanging="360"/>
+      </w:pPr>
+      <w:rPr>
+        <w:rFonts w:ascii="Courier New" w:hAnsi="Courier New" w:hint="default"/>
+        <w:sz w:val="20"/>
+      </w:rPr>
+    </w:lvl>
+    <w:lvl w:ilvl="2" w:tentative="1">
+      <w:start w:val="1"/>
+      <w:numFmt w:val="bullet"/>
+      <w:lvlText w:val=""/>
+      <w:lvlJc w:val="left"/>
+      <w:pPr>
+        <w:tabs>
+          <w:tab w:val="num" w:pos="2160"/>
+        </w:tabs>
+        <w:ind w:left="2160" w:hanging="360"/>
+      </w:pPr>
+      <w:rPr>
+        <w:rFonts w:ascii="Wingdings" w:hAnsi="Wingdings" w:hint="default"/>
+        <w:sz w:val="20"/>
+      </w:rPr>
+    </w:lvl>
+    <w:lvl w:ilvl="3" w:tentative="1">
+      <w:start w:val="1"/>
+      <w:numFmt w:val="bullet"/>
+      <w:lvlText w:val=""/>
+      <w:lvlJc w:val="left"/>
+      <w:pPr>
+        <w:tabs>
+          <w:tab w:val="num" w:pos="2880"/>
+        </w:tabs>
+        <w:ind w:left="2880" w:hanging="360"/>
+      </w:pPr>
+      <w:rPr>
+        <w:rFonts w:ascii="Wingdings" w:hAnsi="Wingdings" w:hint="default"/>
+        <w:sz w:val="20"/>
+      </w:rPr>
+    </w:lvl>
+    <w:lvl w:ilvl="4" w:tentative="1">
+      <w:start w:val="1"/>
+      <w:numFmt w:val="bullet"/>
+      <w:lvlText w:val=""/>
+      <w:lvlJc w:val="left"/>
+      <w:pPr>
+        <w:tabs>
+          <w:tab w:val="num" w:pos="3600"/>
+        </w:tabs>
+        <w:ind w:left="3600" w:hanging="360"/>
+      </w:pPr>
+      <w:rPr>
+        <w:rFonts w:ascii="Wingdings" w:hAnsi="Wingdings" w:hint="default"/>
+        <w:sz w:val="20"/>
+      </w:rPr>
+    </w:lvl>
+    <w:lvl w:ilvl="5" w:tentative="1">
+      <w:start w:val="1"/>
+      <w:numFmt w:val="bullet"/>
+      <w:lvlText w:val=""/>
+      <w:lvlJc w:val="left"/>
+      <w:pPr>
+        <w:tabs>
+          <w:tab w:val="num" w:pos="4320"/>
+        </w:tabs>
+        <w:ind w:left="4320" w:hanging="360"/>
+      </w:pPr>
+      <w:rPr>
+        <w:rFonts w:ascii="Wingdings" w:hAnsi="Wingdings" w:hint="default"/>
+        <w:sz w:val="20"/>
+      </w:rPr>
+    </w:lvl>
+    <w:lvl w:ilvl="6" w:tentative="1">
+      <w:start w:val="1"/>
+      <w:numFmt w:val="bullet"/>
+      <w:lvlText w:val=""/>
+      <w:lvlJc w:val="left"/>
+      <w:pPr>
+        <w:tabs>
+          <w:tab w:val="num" w:pos="5040"/>
+        </w:tabs>
+        <w:ind w:left="5040" w:hanging="360"/>
+      </w:pPr>
+      <w:rPr>
+        <w:rFonts w:ascii="Wingdings" w:hAnsi="Wingdings" w:hint="default"/>
+        <w:sz w:val="20"/>
+      </w:rPr>
+    </w:lvl>
+    <w:lvl w:ilvl="7" w:tentative="1">
+      <w:start w:val="1"/>
+      <w:numFmt w:val="bullet"/>
+      <w:lvlText w:val=""/>
+      <w:lvlJc w:val="left"/>
+      <w:pPr>
+        <w:tabs>
+          <w:tab w:val="num" w:pos="5760"/>
+        </w:tabs>
+        <w:ind w:left="5760" w:hanging="360"/>
+      </w:pPr>
+      <w:rPr>
+        <w:rFonts w:ascii="Wingdings" w:hAnsi="Wingdings" w:hint="default"/>
+        <w:sz w:val="20"/>
+      </w:rPr>
+    </w:lvl>
+    <w:lvl w:ilvl="8" w:tentative="1">
+      <w:start w:val="1"/>
+      <w:numFmt w:val="bullet"/>
+      <w:lvlText w:val=""/>
+      <w:lvlJc w:val="left"/>
+      <w:pPr>
+        <w:tabs>
+          <w:tab w:val="num" w:pos="6480"/>
+        </w:tabs>
+        <w:ind w:left="6480" w:hanging="360"/>
+      </w:pPr>
+      <w:rPr>
+        <w:rFonts w:ascii="Wingdings" w:hAnsi="Wingdings" w:hint="default"/>
+        <w:sz w:val="20"/>
+      </w:rPr>
+    </w:lvl>
+  </w:abstractNum>
+  <w:abstractNum w:abstractNumId="15" w15:restartNumberingAfterBreak="0">
+    <w:nsid w:val="7F6F12F5"/>
+    <w:multiLevelType w:val="multilevel"/>
+    <w:tmpl w:val="D1789212"/>
+    <w:lvl w:ilvl="0">
+      <w:start w:val="1"/>
+      <w:numFmt w:val="bullet"/>
+      <w:lvlText w:val=""/>
+      <w:lvlJc w:val="left"/>
+      <w:pPr>
+        <w:tabs>
+          <w:tab w:val="num" w:pos="720"/>
+        </w:tabs>
+        <w:ind w:left="720" w:hanging="360"/>
+      </w:pPr>
+      <w:rPr>
+        <w:rFonts w:ascii="Symbol" w:hAnsi="Symbol" w:hint="default"/>
+        <w:sz w:val="20"/>
+      </w:rPr>
+    </w:lvl>
+    <w:lvl w:ilvl="1" w:tentative="1">
+      <w:start w:val="1"/>
+      <w:numFmt w:val="bullet"/>
+      <w:lvlText w:val="o"/>
+      <w:lvlJc w:val="left"/>
+      <w:pPr>
+        <w:tabs>
+          <w:tab w:val="num" w:pos="1440"/>
+        </w:tabs>
+        <w:ind w:left="1440" w:hanging="360"/>
+      </w:pPr>
+      <w:rPr>
+        <w:rFonts w:ascii="Courier New" w:hAnsi="Courier New" w:hint="default"/>
+        <w:sz w:val="20"/>
+      </w:rPr>
+    </w:lvl>
+    <w:lvl w:ilvl="2" w:tentative="1">
+      <w:start w:val="1"/>
+      <w:numFmt w:val="bullet"/>
+      <w:lvlText w:val=""/>
+      <w:lvlJc w:val="left"/>
+      <w:pPr>
+        <w:tabs>
+          <w:tab w:val="num" w:pos="2160"/>
+        </w:tabs>
+        <w:ind w:left="2160" w:hanging="360"/>
+      </w:pPr>
+      <w:rPr>
+        <w:rFonts w:ascii="Wingdings" w:hAnsi="Wingdings" w:hint="default"/>
+        <w:sz w:val="20"/>
+      </w:rPr>
+    </w:lvl>
+    <w:lvl w:ilvl="3" w:tentative="1">
+      <w:start w:val="1"/>
+      <w:numFmt w:val="bullet"/>
+      <w:lvlText w:val=""/>
+      <w:lvlJc w:val="left"/>
+      <w:pPr>
+        <w:tabs>
+          <w:tab w:val="num" w:pos="2880"/>
+        </w:tabs>
+        <w:ind w:left="2880" w:hanging="360"/>
+      </w:pPr>
+      <w:rPr>
+        <w:rFonts w:ascii="Wingdings" w:hAnsi="Wingdings" w:hint="default"/>
+        <w:sz w:val="20"/>
+      </w:rPr>
+    </w:lvl>
+    <w:lvl w:ilvl="4" w:tentative="1">
+      <w:start w:val="1"/>
+      <w:numFmt w:val="bullet"/>
+      <w:lvlText w:val=""/>
+      <w:lvlJc w:val="left"/>
+      <w:pPr>
+        <w:tabs>
+          <w:tab w:val="num" w:pos="3600"/>
+        </w:tabs>
+        <w:ind w:left="3600" w:hanging="360"/>
+      </w:pPr>
+      <w:rPr>
+        <w:rFonts w:ascii="Wingdings" w:hAnsi="Wingdings" w:hint="default"/>
+        <w:sz w:val="20"/>
+      </w:rPr>
+    </w:lvl>
+    <w:lvl w:ilvl="5" w:tentative="1">
+      <w:start w:val="1"/>
+      <w:numFmt w:val="bullet"/>
+      <w:lvlText w:val=""/>
+      <w:lvlJc w:val="left"/>
+      <w:pPr>
+        <w:tabs>
+          <w:tab w:val="num" w:pos="4320"/>
+        </w:tabs>
+        <w:ind w:left="4320" w:hanging="360"/>
+      </w:pPr>
+      <w:rPr>
+        <w:rFonts w:ascii="Wingdings" w:hAnsi="Wingdings" w:hint="default"/>
+        <w:sz w:val="20"/>
+      </w:rPr>
+    </w:lvl>
+    <w:lvl w:ilvl="6" w:tentative="1">
+      <w:start w:val="1"/>
+      <w:numFmt w:val="bullet"/>
+      <w:lvlText w:val=""/>
+      <w:lvlJc w:val="left"/>
+      <w:pPr>
+        <w:tabs>
+          <w:tab w:val="num" w:pos="5040"/>
+        </w:tabs>
+        <w:ind w:left="5040" w:hanging="360"/>
+      </w:pPr>
+      <w:rPr>
+        <w:rFonts w:ascii="Wingdings" w:hAnsi="Wingdings" w:hint="default"/>
+        <w:sz w:val="20"/>
+      </w:rPr>
+    </w:lvl>
+    <w:lvl w:ilvl="7" w:tentative="1">
+      <w:start w:val="1"/>
+      <w:numFmt w:val="bullet"/>
+      <w:lvlText w:val=""/>
+      <w:lvlJc w:val="left"/>
+      <w:pPr>
+        <w:tabs>
+          <w:tab w:val="num" w:pos="5760"/>
+        </w:tabs>
+        <w:ind w:left="5760" w:hanging="360"/>
+      </w:pPr>
+      <w:rPr>
+        <w:rFonts w:ascii="Wingdings" w:hAnsi="Wingdings" w:hint="default"/>
+        <w:sz w:val="20"/>
+      </w:rPr>
+    </w:lvl>
+    <w:lvl w:ilvl="8" w:tentative="1">
+      <w:start w:val="1"/>
+      <w:numFmt w:val="bullet"/>
+      <w:lvlText w:val=""/>
+      <w:lvlJc w:val="left"/>
+      <w:pPr>
+        <w:tabs>
+          <w:tab w:val="num" w:pos="6480"/>
+        </w:tabs>
+        <w:ind w:left="6480" w:hanging="360"/>
+      </w:pPr>
+      <w:rPr>
+        <w:rFonts w:ascii="Wingdings" w:hAnsi="Wingdings" w:hint="default"/>
+        <w:sz w:val="20"/>
+      </w:rPr>
+    </w:lvl>
+  </w:abstractNum>
   <w:num w:numId="1" w16cid:durableId="612368406">
-    <w:abstractNumId w:val="0"/>
+    <w:abstractNumId w:val="1"/>
   </w:num>
   <w:num w:numId="2" w16cid:durableId="1670523879">
+    <w:abstractNumId w:val="13"/>
+  </w:num>
+  <w:num w:numId="3" w16cid:durableId="80489040">
+    <w:abstractNumId w:val="10"/>
+  </w:num>
+  <w:num w:numId="4" w16cid:durableId="70540773">
+    <w:abstractNumId w:val="6"/>
+  </w:num>
+  <w:num w:numId="5" w16cid:durableId="1545556871">
+    <w:abstractNumId w:val="4"/>
+  </w:num>
+  <w:num w:numId="6" w16cid:durableId="2114586541">
     <w:abstractNumId w:val="5"/>
   </w:num>
-  <w:num w:numId="3" w16cid:durableId="80489040">
-    <w:abstractNumId w:val="4"/>
-    <w:lvlOverride w:ilvl="0"/>
-    <w:lvlOverride w:ilvl="1"/>
-    <w:lvlOverride w:ilvl="2"/>
-    <w:lvlOverride w:ilvl="3"/>
-    <w:lvlOverride w:ilvl="4"/>
-    <w:lvlOverride w:ilvl="5"/>
-    <w:lvlOverride w:ilvl="6"/>
-    <w:lvlOverride w:ilvl="7"/>
-    <w:lvlOverride w:ilvl="8"/>
+  <w:num w:numId="7" w16cid:durableId="1476800973">
+    <w:abstractNumId w:val="12"/>
   </w:num>
-  <w:num w:numId="4" w16cid:durableId="70540773">
+  <w:num w:numId="8" w16cid:durableId="918101415">
     <w:abstractNumId w:val="3"/>
-    <w:lvlOverride w:ilvl="0"/>
-    <w:lvlOverride w:ilvl="1"/>
-    <w:lvlOverride w:ilvl="2"/>
-    <w:lvlOverride w:ilvl="3"/>
-    <w:lvlOverride w:ilvl="4"/>
-    <w:lvlOverride w:ilvl="5"/>
-    <w:lvlOverride w:ilvl="6"/>
-    <w:lvlOverride w:ilvl="7"/>
-    <w:lvlOverride w:ilvl="8"/>
   </w:num>
-  <w:num w:numId="5" w16cid:durableId="1545556871">
-    <w:abstractNumId w:val="1"/>
-    <w:lvlOverride w:ilvl="0"/>
-    <w:lvlOverride w:ilvl="1"/>
-    <w:lvlOverride w:ilvl="2"/>
-    <w:lvlOverride w:ilvl="3"/>
-    <w:lvlOverride w:ilvl="4"/>
-    <w:lvlOverride w:ilvl="5"/>
-    <w:lvlOverride w:ilvl="6"/>
-    <w:lvlOverride w:ilvl="7"/>
-    <w:lvlOverride w:ilvl="8"/>
+  <w:num w:numId="9" w16cid:durableId="2132936285">
+    <w:abstractNumId w:val="9"/>
   </w:num>
-  <w:num w:numId="6" w16cid:durableId="2114586541">
+  <w:num w:numId="10" w16cid:durableId="1687248607">
+    <w:abstractNumId w:val="7"/>
+  </w:num>
+  <w:num w:numId="11" w16cid:durableId="1380976675">
+    <w:abstractNumId w:val="14"/>
+  </w:num>
+  <w:num w:numId="12" w16cid:durableId="1343164396">
+    <w:abstractNumId w:val="8"/>
+  </w:num>
+  <w:num w:numId="13" w16cid:durableId="490679506">
+    <w:abstractNumId w:val="15"/>
+  </w:num>
+  <w:num w:numId="14" w16cid:durableId="1930044830">
     <w:abstractNumId w:val="2"/>
-    <w:lvlOverride w:ilvl="0"/>
-    <w:lvlOverride w:ilvl="1"/>
-    <w:lvlOverride w:ilvl="2"/>
-    <w:lvlOverride w:ilvl="3"/>
-    <w:lvlOverride w:ilvl="4"/>
-    <w:lvlOverride w:ilvl="5"/>
-    <w:lvlOverride w:ilvl="6"/>
-    <w:lvlOverride w:ilvl="7"/>
-    <w:lvlOverride w:ilvl="8"/>
+  </w:num>
+  <w:num w:numId="15" w16cid:durableId="753160721">
+    <w:abstractNumId w:val="11"/>
+  </w:num>
+  <w:num w:numId="16" w16cid:durableId="422603438">
+    <w:abstractNumId w:val="0"/>
   </w:num>
 </w:numbering>
 </file>
